--- a/tex/main.docx
+++ b/tex/main.docx
@@ -143,6 +143,18 @@
         <w:pStyle w:val="Author"/>
       </w:pPr>
       <w:r>
+        <w:t xml:space="preserve">Gilad</w:t>
+      </w:r>
+      <w:r>
+        <w:t xml:space="preserve"> </w:t>
+      </w:r>
+      <w:r>
+        <w:t xml:space="preserve">Kutiel</w:t>
+      </w:r>
+      <w:r>
+        <w:t xml:space="preserve"> </w:t>
+      </w:r>
+      <w:r>
         <w:t xml:space="preserve">Or</w:t>
       </w:r>
       <w:r>
@@ -164,30 +176,6 @@
         <w:t xml:space="preserve">Gal</w:t>
       </w:r>
       <w:r>
-        <w:t xml:space="preserve"> </w:t>
-      </w:r>
-      <w:r>
-        <w:t xml:space="preserve">Gilad</w:t>
-      </w:r>
-      <w:r>
-        <w:t xml:space="preserve"> </w:t>
-      </w:r>
-      <w:r>
-        <w:t xml:space="preserve">Kutiel</w:t>
-      </w:r>
-      <w:r>
-        <w:t xml:space="preserve"> </w:t>
-      </w:r>
-      <w:r>
-        <w:t xml:space="preserve">Omri</w:t>
-      </w:r>
-      <w:r>
-        <w:t xml:space="preserve"> </w:t>
-      </w:r>
-      <w:r>
-        <w:t xml:space="preserve">Savir</w:t>
-      </w:r>
-      <w:r>
         <w:br/>
       </w:r>
       <w:r>
@@ -223,6 +211,24 @@
       <w:r>
         <w:t xml:space="preserve">Technology</w:t>
       </w:r>
+      <w:r>
+        <w:br/>
+      </w:r>
+      <w:r>
+        <w:t xml:space="preserve">gilad.kutiel@gmail.com</w:t>
+      </w:r>
+      <w:r>
+        <w:t xml:space="preserve"> </w:t>
+      </w:r>
+      <w:r>
+        <w:t xml:space="preserve">oraleks@technion.ac.il</w:t>
+      </w:r>
+      <w:r>
+        <w:t xml:space="preserve"> </w:t>
+      </w:r>
+      <w:r>
+        <w:t xml:space="preserve">avigal@technion.ac.il</w:t>
+      </w:r>
     </w:p>
     <w:p>
       <w:pPr>
@@ -533,7 +539,7 @@
         <w:t xml:space="preserve"> </w:t>
       </w:r>
       <w:r>
-        <w:t xml:space="preserve">practice</w:t>
+        <w:t xml:space="preserve">practice,</w:t>
       </w:r>
       <w:r>
         <w:t xml:space="preserve"> </w:t>
@@ -1133,7 +1139,25 @@
         <w:t xml:space="preserve"> </w:t>
       </w:r>
       <w:r>
-        <w:t xml:space="preserve">Synthetic</w:t>
+        <w:t xml:space="preserve">We</w:t>
+      </w:r>
+      <w:r>
+        <w:t xml:space="preserve"> </w:t>
+      </w:r>
+      <w:r>
+        <w:t xml:space="preserve">then</w:t>
+      </w:r>
+      <w:r>
+        <w:t xml:space="preserve"> </w:t>
+      </w:r>
+      <w:r>
+        <w:t xml:space="preserve">generate</w:t>
+      </w:r>
+      <w:r>
+        <w:t xml:space="preserve"> </w:t>
+      </w:r>
+      <w:r>
+        <w:t xml:space="preserve">synthetic</w:t>
       </w:r>
       <w:r>
         <w:t xml:space="preserve"> </w:t>
@@ -1152,18 +1176,6 @@
       </w:r>
       <w:r>
         <w:t xml:space="preserve">functions</w:t>
-      </w:r>
-      <w:r>
-        <w:t xml:space="preserve"> </w:t>
-      </w:r>
-      <w:r>
-        <w:t xml:space="preserve">are</w:t>
-      </w:r>
-      <w:r>
-        <w:t xml:space="preserve"> </w:t>
-      </w:r>
-      <w:r>
-        <w:t xml:space="preserve">generated</w:t>
       </w:r>
       <w:r>
         <w:t xml:space="preserve"> </w:t>
@@ -1692,32 +1704,24 @@
         <w:t xml:space="preserve">adopt.</w:t>
       </w:r>
     </w:p>
-    <w:sdt>
-      <w:sdtPr>
-        <w:docPartObj>
-          <w:docPartGallery w:val="Table of Contents"/>
-          <w:docPartUnique/>
-        </w:docPartObj>
-      </w:sdtPr>
-      <w:sdtContent>
-        <w:p>
-          <w:pPr>
-            <w:pStyle w:val="TOCHeading"/>
-          </w:pPr>
-          <w:r>
-            <w:t xml:space="preserve">Table of Contents</w:t>
-          </w:r>
-        </w:p>
-        <w:p>
-          <w:r>
-            <w:fldChar w:fldCharType="begin" w:dirty="true"/>
-            <w:instrText xml:space="preserve">TOC \o "1-3" \h \z \u</w:instrText>
-            <w:fldChar w:fldCharType="separate"/>
-            <w:fldChar w:fldCharType="end"/>
-          </w:r>
-        </w:p>
-      </w:sdtContent>
-    </w:sdt>
+    <w:p>
+      <w:pPr>
+        <w:pStyle w:val="FirstParagraph"/>
+      </w:pPr>
+      <w:r>
+        <w:rPr>
+          <w:bCs/>
+          <w:b/>
+        </w:rPr>
+        <w:t xml:space="preserve">Keywords:</w:t>
+      </w:r>
+      <w:r>
+        <w:t xml:space="preserve"> </w:t>
+      </w:r>
+      <w:r>
+        <w:t xml:space="preserve">electricity demand forecasting; asymmetric loss functions; cost-sensitive learning; newsvendor model; pinball loss; day-ahead markets</w:t>
+      </w:r>
+    </w:p>
     <w:bookmarkStart w:id="25" w:name="sec:intro"/>
     <w:p>
       <w:pPr>
@@ -2034,7 +2038,7 @@
         <w:t xml:space="preserve"> </w:t>
       </w:r>
       <w:r>
-        <w:t xml:space="preserve">with the first source, uncertainty in day-ahead demand; production-side</w:t>
+        <w:t xml:space="preserve">with the first source of differences, uncertainty in day-ahead demand; production-side</w:t>
       </w:r>
       <w:r>
         <w:t xml:space="preserve"> </w:t>
@@ -2464,7 +2468,7 @@
         <w:pStyle w:val="BodyText"/>
       </w:pPr>
       <w:r>
-        <w:t xml:space="preserve">Despite the theoretical clarity of this framing, the majority of practical</w:t>
+        <w:t xml:space="preserve">Despite the theoretical clarity of this framing, most practical</w:t>
       </w:r>
       <w:r>
         <w:t xml:space="preserve"> </w:t>
@@ -2476,7 +2480,7 @@
         <w:t xml:space="preserve"> </w:t>
       </w:r>
       <w:r>
-        <w:t xml:space="preserve">functions—most commonly MSE or mean absolute error (MAE)—both for training</w:t>
+        <w:t xml:space="preserve">functions—most commonly mean squared error (MSE) or mean absolute error (MAE)—both for training</w:t>
       </w:r>
       <w:r>
         <w:t xml:space="preserve"> </w:t>
@@ -2723,7 +2727,7 @@
         <w:t xml:space="preserve"> </w:t>
       </w:r>
       <w:r>
-        <w:t xml:space="preserve">train a Long Short-Term Memory (LSTM) network directly</w:t>
+        <w:t xml:space="preserve">trained a Long Short-Term Memory (LSTM) network directly</w:t>
       </w:r>
       <w:r>
         <w:t xml:space="preserve"> </w:t>
@@ -2811,7 +2815,7 @@
         <w:t xml:space="preserve"> </w:t>
       </w:r>
       <w:r>
-        <w:t xml:space="preserve">address the related problem of contract-capacity</w:t>
+        <w:t xml:space="preserve">addressed the related problem of contract-capacity</w:t>
       </w:r>
       <w:r>
         <w:t xml:space="preserve"> </w:t>
@@ -2829,7 +2833,7 @@
         <w:t xml:space="preserve"> </w:t>
       </w:r>
       <w:r>
-        <w:t xml:space="preserve">higher per-unit rate than overestimating. They propose several asymmetric loss</w:t>
+        <w:t xml:space="preserve">higher per-unit rate than overestimating. They proposed several asymmetric loss</w:t>
       </w:r>
       <w:r>
         <w:t xml:space="preserve"> </w:t>
@@ -2861,7 +2865,7 @@
         <w:t xml:space="preserve"> </w:t>
       </w:r>
       <w:r>
-        <w:t xml:space="preserve">extend this idea to support vector regression (SVR),</w:t>
+        <w:t xml:space="preserve">extended this idea to support vector regression (SVR),</w:t>
       </w:r>
       <w:r>
         <w:t xml:space="preserve"> </w:t>
@@ -2885,7 +2889,7 @@
         <w:t xml:space="preserve"> </w:t>
       </w:r>
       <w:r>
-        <w:t xml:space="preserve">framework achieves daily economic cost reductions of 42%–57% relative to</w:t>
+        <w:t xml:space="preserve">framework achieved daily economic cost reductions of 42%–57% relative to</w:t>
       </w:r>
       <w:r>
         <w:t xml:space="preserve"> </w:t>
@@ -2911,7 +2915,7 @@
         <w:t xml:space="preserve"> </w:t>
       </w:r>
       <w:r>
-        <w:t xml:space="preserve">further formalise the decision-oriented</w:t>
+        <w:t xml:space="preserve">further formalised the decision-oriented</w:t>
       </w:r>
       <w:r>
         <w:t xml:space="preserve"> </w:t>
@@ -2949,7 +2953,7 @@
         <w:pStyle w:val="BodyText"/>
       </w:pPr>
       <w:r>
-        <w:t xml:space="preserve">Taken together, this body of work establishes that asymmetric, cost-sensitive</w:t>
+        <w:t xml:space="preserve">Taken together, this recent body of work establishes that asymmetric, cost-sensitive</w:t>
       </w:r>
       <w:r>
         <w:t xml:space="preserve"> </w:t>
@@ -3013,7 +3017,7 @@
         <w:t xml:space="preserve"> </w:t>
       </w:r>
       <w:r>
-        <w:t xml:space="preserve">actually deploys, leaving open whether cost-aware training improves upon a strong,</w:t>
+        <w:t xml:space="preserve">actually deploys, leaving open the question of whether cost-aware training improves upon a strong,</w:t>
       </w:r>
       <w:r>
         <w:t xml:space="preserve"> </w:t>
@@ -3022,18 +3026,28 @@
         <w:t xml:space="preserve">real-world operational forecast.</w:t>
       </w:r>
     </w:p>
-    <w:p>
-      <w:pPr>
-        <w:pStyle w:val="BodyText"/>
-      </w:pPr>
-      <w:r>
-        <w:t xml:space="preserve">Our work is designed to close both gaps. We formulate the forecasting problem</w:t>
-      </w:r>
-      <w:r>
-        <w:t xml:space="preserve"> </w:t>
-      </w:r>
-      <w:r>
-        <w:t xml:space="preserve">with a general, not-necessarily-linear asymmetric cost function that subsumes the</w:t>
+    <w:bookmarkEnd w:id="21"/>
+    <w:bookmarkStart w:id="24" w:name="contributions"/>
+    <w:p>
+      <w:pPr>
+        <w:pStyle w:val="Heading2"/>
+      </w:pPr>
+      <w:r>
+        <w:t xml:space="preserve">Contributions</w:t>
+      </w:r>
+    </w:p>
+    <w:p>
+      <w:pPr>
+        <w:pStyle w:val="FirstParagraph"/>
+      </w:pPr>
+      <w:r>
+        <w:t xml:space="preserve">Our work is designed to overcome both gaps currently existing in the literature described above. We formulate the forecasting problem</w:t>
+      </w:r>
+      <w:r>
+        <w:t xml:space="preserve"> </w:t>
+      </w:r>
+      <w:r>
+        <w:t xml:space="preserve">with a general, not necessarily linear asymmetric cost function that subsumes the</w:t>
       </w:r>
       <w:r>
         <w:t xml:space="preserve"> </w:t>
@@ -3067,13 +3081,13 @@
         <w:t xml:space="preserve"> </w:t>
       </w:r>
       <w:r>
-        <w:t xml:space="preserve">published by the Israeli system operator Noga—an operational baseline with</w:t>
-      </w:r>
-      <w:r>
-        <w:t xml:space="preserve"> </w:t>
-      </w:r>
-      <w:r>
-        <w:t xml:space="preserve">access to proprietary data and domain expertise—rather than against a synthetic</w:t>
+        <w:t xml:space="preserve">published by the Israeli system operator Noga - an operational baseline with</w:t>
+      </w:r>
+      <w:r>
+        <w:t xml:space="preserve"> </w:t>
+      </w:r>
+      <w:r>
+        <w:t xml:space="preserve">access to proprietary data and domain expertise - rather than against a synthetic</w:t>
       </w:r>
       <w:r>
         <w:t xml:space="preserve"> </w:t>
@@ -3091,42 +3105,7 @@
         <w:t xml:space="preserve"> </w:t>
       </w:r>
       <w:r>
-        <w:t xml:space="preserve">currently used to help run a national grid. The cost-minimising quantile that</w:t>
-      </w:r>
-      <w:r>
-        <w:t xml:space="preserve"> </w:t>
-      </w:r>
-      <w:r>
-        <w:t xml:space="preserve">this training targets is characterised formally in Section </w:t>
-      </w:r>
-      <w:hyperlink w:anchor="sec:modeling">
-        <w:r>
-          <w:rPr>
-            <w:rStyle w:val="Hyperlink"/>
-          </w:rPr>
-          <w:t xml:space="preserve">2</w:t>
-        </w:r>
-      </w:hyperlink>
-      <w:r>
-        <w:t xml:space="preserve">.</w:t>
-      </w:r>
-    </w:p>
-    <w:bookmarkEnd w:id="21"/>
-    <w:bookmarkStart w:id="24" w:name="contributions"/>
-    <w:p>
-      <w:pPr>
-        <w:pStyle w:val="Heading2"/>
-      </w:pPr>
-      <w:r>
-        <w:t xml:space="preserve">Contributions</w:t>
-      </w:r>
-    </w:p>
-    <w:p>
-      <w:pPr>
-        <w:pStyle w:val="FirstParagraph"/>
-      </w:pPr>
-      <w:r>
-        <w:t xml:space="preserve">The contributions of this paper are as follows:</w:t>
+        <w:t xml:space="preserve">currently used to help run a national grid. The contributions of this paper are thus as follows:</w:t>
       </w:r>
     </w:p>
     <w:p>
@@ -3165,35 +3144,7 @@
         <w:t xml:space="preserve"> </w:t>
       </w:r>
       <w:r>
-        <w:t xml:space="preserve">train a feedforward neural network to minimise it end-to-end</w:t>
-      </w:r>
-      <w:r>
-        <w:t xml:space="preserve"> </w:t>
-      </w:r>
-      <w:r>
-        <w:t xml:space="preserve">(Sections </w:t>
-      </w:r>
-      <w:hyperlink w:anchor="sec:modeling">
-        <w:r>
-          <w:rPr>
-            <w:rStyle w:val="Hyperlink"/>
-          </w:rPr>
-          <w:t xml:space="preserve">2</w:t>
-        </w:r>
-      </w:hyperlink>
-      <w:r>
-        <w:t xml:space="preserve">–</w:t>
-      </w:r>
-      <w:hyperlink w:anchor="sec:method">
-        <w:r>
-          <w:rPr>
-            <w:rStyle w:val="Hyperlink"/>
-          </w:rPr>
-          <w:t xml:space="preserve">3</w:t>
-        </w:r>
-      </w:hyperlink>
-      <w:r>
-        <w:t xml:space="preserve">).</w:t>
+        <w:t xml:space="preserve">train a feedforward neural network to minimise it end-to-end.</w:t>
       </w:r>
     </w:p>
     <w:p>
@@ -4356,11 +4307,9 @@
       <w:r>
         <w:t xml:space="preserve">and underage costs.</w:t>
       </w:r>
-    </w:p>
-    <w:p>
-      <w:pPr>
-        <w:pStyle w:val="BodyText"/>
-      </w:pPr>
+      <w:r>
+        <w:t xml:space="preserve"> </w:t>
+      </w:r>
       <w:r>
         <w:t xml:space="preserve">This is a well known problem in which the optimal procurement level is given by the critical fractile formula:</w:t>
       </w:r>
@@ -4504,11 +4453,9 @@
       <w:r>
         <w:t xml:space="preserve">formulation, it does not always capture the complexities of real-world electricity markets.</w:t>
       </w:r>
-    </w:p>
-    <w:p>
-      <w:pPr>
-        <w:pStyle w:val="BodyText"/>
-      </w:pPr>
+      <w:r>
+        <w:t xml:space="preserve"> </w:t>
+      </w:r>
       <w:r>
         <w:t xml:space="preserve">Our general formulation (Equation </w:t>
       </w:r>
@@ -4557,7 +4504,7 @@
         <w:t xml:space="preserve"> </w:t>
       </w:r>
       <w:r>
-        <w:t xml:space="preserve">operator, we evaluate our models against</w:t>
+        <w:t xml:space="preserve">operator, we evaluated our models against</w:t>
       </w:r>
       <w:r>
         <w:t xml:space="preserve"> </w:t>
@@ -4581,13 +4528,11 @@
       <w:r>
         <w:t xml:space="preserve">satisfy the qualitative properties stated in the problem formulation.</w:t>
       </w:r>
-    </w:p>
-    <w:p>
-      <w:pPr>
-        <w:pStyle w:val="BodyText"/>
-      </w:pPr>
-      <w:r>
-        <w:t xml:space="preserve">For simplicity, we conduct our main evaluation using two</w:t>
+      <w:r>
+        <w:t xml:space="preserve"> </w:t>
+      </w:r>
+      <w:r>
+        <w:t xml:space="preserve">For simplicity, we conducted our main evaluation using two</w:t>
       </w:r>
       <w:r>
         <w:t xml:space="preserve"> </w:t>
@@ -4658,6 +4603,9 @@
         </m:r>
       </m:oMath>
       <w:r>
+        <w:t xml:space="preserve">,</w:t>
+      </w:r>
+      <w:r>
         <w:t xml:space="preserve"> </w:t>
       </w:r>
       <w:r>
@@ -4716,7 +4664,7 @@
         <w:pStyle w:val="FirstParagraph"/>
       </w:pPr>
       <w:r>
-        <w:t xml:space="preserve">The objective of this study is to determine whether a demand forecaster trained</w:t>
+        <w:t xml:space="preserve">The objective of this study was to determine whether a demand forecaster trained</w:t>
       </w:r>
       <w:r>
         <w:t xml:space="preserve"> </w:t>
@@ -4825,13 +4773,13 @@
         <w:t xml:space="preserve"> </w:t>
       </w:r>
       <w:r>
-        <w:t xml:space="preserve">22</w:t>
+        <w:t xml:space="preserve">20</w:t>
       </w:r>
       <w:r>
         <w:t xml:space="preserve">,</w:t>
       </w:r>
       <w:r>
-        <w:t xml:space="preserve">145 km</w:t>
+        <w:t xml:space="preserve">770 km</w:t>
       </w:r>
       <w:r>
         <w:rPr>
@@ -4843,13 +4791,13 @@
         <w:t xml:space="preserve"> </w:t>
       </w:r>
       <w:r>
-        <w:t xml:space="preserve">with a population of roughly 9.8 million people.</w:t>
-      </w:r>
-      <w:r>
-        <w:t xml:space="preserve"> </w:t>
-      </w:r>
-      <w:r>
-        <w:t xml:space="preserve">Despite this small size, the population is highly concentrated: the vast majority</w:t>
+        <w:t xml:space="preserve">with a population of roughly 10 million people as of 2026.</w:t>
+      </w:r>
+      <w:r>
+        <w:t xml:space="preserve"> </w:t>
+      </w:r>
+      <w:r>
+        <w:t xml:space="preserve">The population geographic distribution is highly concentrated: the vast majority</w:t>
       </w:r>
       <w:r>
         <w:t xml:space="preserve"> </w:t>
@@ -4990,7 +4938,7 @@
         <w:t xml:space="preserve"> </w:t>
       </w:r>
       <w:r>
-        <w:t xml:space="preserve">features for demand forecasting.</w:t>
+        <w:t xml:space="preserve">features for demand forecasting. Population density is per 1 square kilometre.</w:t>
       </w:r>
     </w:p>
     <w:p>
@@ -5116,7 +5064,13 @@
         <w:t xml:space="preserve"> </w:t>
       </w:r>
       <w:r>
-        <w:t xml:space="preserve">The weather data includes temperature, humidity, and wind speed measurements taken every three hours in the three major cities of Israel: Tel Aviv, Jerusalem, and Haifa.</w:t>
+        <w:t xml:space="preserve">In Israel, where the percentage of households with air conditioning systems is currently 96.5% (ranging from 89% in the lower decile to 98.3% in the upper decile) according to data from Israel’s Central Bureau of Statistics, there is a strong correlation between electricity consumption levels and building cooling and heating loads resulting from changing weather conditions and building occupancy trends.</w:t>
+      </w:r>
+      <w:r>
+        <w:t xml:space="preserve"> </w:t>
+      </w:r>
+      <w:r>
+        <w:t xml:space="preserve">The weather data includes air temperature and relative humidity, whose combined effect controls building cooling loads, alongside wind speed measurements taken every three hours in the three major cities of Israel: Tel Aviv, Jerusalem, and Haifa.</w:t>
       </w:r>
     </w:p>
     <w:bookmarkStart w:id="47" w:name="data-analysis"/>
@@ -5153,7 +5107,7 @@
         <w:t xml:space="preserve"> </w:t>
       </w:r>
       <w:r>
-        <w:t xml:space="preserve">shows the daily electricity consumption over the course of the dataset alongside the daily average temperature in Tel Aviv.</w:t>
+        <w:t xml:space="preserve">shows daily electricity consumption over the dataset period (1 March 2023 to 28 February 2026) alongside the daily average air temperature in Tel Aviv.</w:t>
       </w:r>
     </w:p>
     <w:p>
@@ -5208,13 +5162,13 @@
         <w:pStyle w:val="ImageCaption"/>
       </w:pPr>
       <w:r>
-        <w:t xml:space="preserve">Daily electricity consumption (MWh) over the dataset period</w:t>
-      </w:r>
-      <w:r>
-        <w:t xml:space="preserve"> </w:t>
-      </w:r>
-      <w:r>
-        <w:t xml:space="preserve">(March 2023–February 2026). Clear seasonal patterns are visible, with</w:t>
+        <w:t xml:space="preserve">Daily electricity consumption (MWh) and observed air temperature over the dataset period</w:t>
+      </w:r>
+      <w:r>
+        <w:t xml:space="preserve"> </w:t>
+      </w:r>
+      <w:r>
+        <w:t xml:space="preserve">(1 March 2023 to 28 February 2026). Clear seasonal patterns are visible, with</w:t>
       </w:r>
       <w:r>
         <w:t xml:space="preserve"> </w:t>
@@ -5248,7 +5202,7 @@
         <w:t xml:space="preserve"> </w:t>
       </w:r>
       <w:r>
-        <w:t xml:space="preserve">shows the relationship between daily electricity consumption and the daily average temperature in Tel Aviv.</w:t>
+        <w:t xml:space="preserve">shows the relationship between daily electricity consumption and the daily average air temperature in Tel Aviv.</w:t>
       </w:r>
     </w:p>
     <w:p>
@@ -5303,7 +5257,7 @@
         <w:pStyle w:val="ImageCaption"/>
       </w:pPr>
       <w:r>
-        <w:t xml:space="preserve">Daily electricity consumption vs. daily mean temperature in</w:t>
+        <w:t xml:space="preserve">Daily electricity consumption vs. daily mean air temperature in</w:t>
       </w:r>
       <w:r>
         <w:t xml:space="preserve"> </w:t>
@@ -5315,13 +5269,13 @@
         <w:t xml:space="preserve"> </w:t>
       </w:r>
       <w:r>
-        <w:t xml:space="preserve">high demand at both high temperatures (cooling loads) and low temperatures</w:t>
-      </w:r>
-      <w:r>
-        <w:t xml:space="preserve"> </w:t>
-      </w:r>
-      <w:r>
-        <w:t xml:space="preserve">(heating loads). The balance-point temperature is approximately</w:t>
+        <w:t xml:space="preserve">high demand at both high air temperatures (cooling loads) and low air temperatures</w:t>
+      </w:r>
+      <w:r>
+        <w:t xml:space="preserve"> </w:t>
+      </w:r>
+      <w:r>
+        <w:t xml:space="preserve">(heating loads). The balance-point air temperature is approximately</w:t>
       </w:r>
       <w:r>
         <w:t xml:space="preserve"> </w:t>
@@ -5526,7 +5480,7 @@
         <w:t xml:space="preserve"> </w:t>
       </w:r>
       <w:r>
-        <w:t xml:space="preserve">March 2023–February 2026).</w:t>
+        <w:t xml:space="preserve">1 March 2023 to 28 February 2026).</w:t>
       </w:r>
       <w:r>
         <w:t xml:space="preserve"> </w:t>
@@ -5558,7 +5512,7 @@
         <w:tblW w:type="auto" w:w="0"/>
         <w:tblLook w:firstRow="1" w:lastRow="0" w:firstColumn="0" w:lastColumn="0" w:noHBand="0" w:noVBand="0" w:val="0020"/>
         <w:jc w:val="start"/>
-        <w:tblCaption w:val="Summary statistics for daily variables (N = 1{,}096 days, March 2023–February 2026). ^{*}Three anomalous forecast values excluded from statistics; see text."/>
+        <w:tblCaption w:val="Summary statistics for daily variables (N = 1{,}096 days, 1 March 2023 to 28 February 2026). ^{*}Three anomalous forecast values excluded from statistics; see text."/>
       </w:tblPr>
       <w:tblGrid>
         <w:gridCol w:w="1320"/>
@@ -5961,7 +5915,7 @@
               <w:jc w:val="left"/>
             </w:pPr>
             <w:r>
-              <w:t xml:space="preserve">Temp. Tel Aviv (</w:t>
+              <w:t xml:space="preserve">Air Temp. Tel Aviv (</w:t>
             </w:r>
             <m:oMath>
               <m:sSup>
@@ -6055,7 +6009,7 @@
               <w:jc w:val="left"/>
             </w:pPr>
             <w:r>
-              <w:t xml:space="preserve">Temp. Jerusalem (</w:t>
+              <w:t xml:space="preserve">Air Temp. Jerusalem (</w:t>
             </w:r>
             <m:oMath>
               <m:sSup>
@@ -6149,7 +6103,7 @@
               <w:jc w:val="left"/>
             </w:pPr>
             <w:r>
-              <w:t xml:space="preserve">Temp. Haifa (</w:t>
+              <w:t xml:space="preserve">Air Temp. Haifa (</w:t>
             </w:r>
             <m:oMath>
               <m:sSup>
@@ -7039,13 +6993,19 @@
         <w:t xml:space="preserve"> </w:t>
       </w:r>
       <w:r>
-        <w:t xml:space="preserve">plus a learned additive correction. Weather conditions (temperature, wet-bulb</w:t>
-      </w:r>
-      <w:r>
-        <w:t xml:space="preserve"> </w:t>
-      </w:r>
-      <w:r>
-        <w:t xml:space="preserve">temperature, and relative humidity at three meteorological stations) and</w:t>
+        <w:t xml:space="preserve">plus a learned additive correction. Weather conditions (air temperature, wet-bulb</w:t>
+      </w:r>
+      <w:r>
+        <w:t xml:space="preserve"> </w:t>
+      </w:r>
+      <w:r>
+        <w:t xml:space="preserve">temperature, and relative humidity — all raw fields reported directly by the</w:t>
+      </w:r>
+      <w:r>
+        <w:t xml:space="preserve"> </w:t>
+      </w:r>
+      <w:r>
+        <w:t xml:space="preserve">IMS — at three meteorological stations) and</w:t>
       </w:r>
       <w:r>
         <w:t xml:space="preserve"> </w:t>
@@ -7451,7 +7411,7 @@
         </m:r>
       </m:oMath>
       <w:r>
-        <w:t xml:space="preserve">: temperature, wet-bulb temperature, and relative humidity</w:t>
+        <w:t xml:space="preserve">: air temperature, wet-bulb temperature, and relative humidity</w:t>
       </w:r>
       <w:r>
         <w:t xml:space="preserve"> </w:t>
@@ -7890,7 +7850,7 @@
         <w:t xml:space="preserve"> </w:t>
       </w:r>
       <w:r>
-        <w:t xml:space="preserve">at learning rate</w:t>
+        <w:t xml:space="preserve">at a learning rate</w:t>
       </w:r>
       <w:r>
         <w:t xml:space="preserve"> </w:t>
@@ -8816,7 +8776,7 @@
         <w:pStyle w:val="FirstParagraph"/>
       </w:pPr>
       <w:r>
-        <w:t xml:space="preserve">Using the architecture and training loop above, we compare three training</w:t>
+        <w:t xml:space="preserve">Using the architecture and training loop above, we compared three training</w:t>
       </w:r>
       <w:r>
         <w:t xml:space="preserve"> </w:t>
@@ -8968,7 +8928,7 @@
         <w:t xml:space="preserve"> </w:t>
       </w:r>
       <w:r>
-        <w:t xml:space="preserve">evaluate</w:t>
+        <w:t xml:space="preserve">evaluated</w:t>
       </w:r>
       <w:r>
         <w:t xml:space="preserve"> </w:t>
@@ -9063,7 +9023,7 @@
         <w:pStyle w:val="BodyText"/>
       </w:pPr>
       <w:r>
-        <w:t xml:space="preserve">Models are evaluated on three cost functions that reflect different assumptions</w:t>
+        <w:t xml:space="preserve">Models were evaluated on three cost functions that reflect different assumptions</w:t>
       </w:r>
       <w:r>
         <w:t xml:space="preserve"> </w:t>
@@ -9928,13 +9888,13 @@
         <w:t xml:space="preserve">while leaving the diagonal unchanged.</w:t>
       </w:r>
     </w:p>
-    <w:bookmarkStart w:id="69" w:name="X208b5b94e790d63d7328d992ac61f764b946f2a"/>
+    <w:bookmarkStart w:id="69" w:name="Xf31a90860f736becf7faf5397dd1c5f8ef1ca5c"/>
     <w:p>
       <w:pPr>
         <w:pStyle w:val="Heading4"/>
       </w:pPr>
       <w:r>
-        <w:t xml:space="preserve">Each model excels on its own training metric.</w:t>
+        <w:t xml:space="preserve">Each model excels on its own training metric</w:t>
       </w:r>
     </w:p>
     <w:p>
@@ -10023,13 +9983,13 @@
       </w:r>
     </w:p>
     <w:bookmarkEnd w:id="69"/>
-    <w:bookmarkStart w:id="70" w:name="Xa593dbedd62e8475ee8fce1ef8039cdfb9b6dc6"/>
+    <w:bookmarkStart w:id="70" w:name="X962f079abed03c4b5307c5f46fec5a05b869bdc"/>
     <w:p>
       <w:pPr>
         <w:pStyle w:val="Heading4"/>
       </w:pPr>
       <w:r>
-        <w:t xml:space="preserve">Asymmetric training substantially outperforms the symmetric baseline.</w:t>
+        <w:t xml:space="preserve">Asymmetric training substantially outperforms the symmetric baseline</w:t>
       </w:r>
     </w:p>
     <w:p>
@@ -10169,13 +10129,13 @@
       </w:r>
     </w:p>
     <w:bookmarkEnd w:id="70"/>
-    <w:bookmarkStart w:id="71" w:name="X99e4d8d5d2a2e4a7a8675d5ac5ff402ed1158b8"/>
+    <w:bookmarkStart w:id="71" w:name="X0567e891393aaf11749d427ca337b2c23f4e35c"/>
     <w:p>
       <w:pPr>
         <w:pStyle w:val="Heading4"/>
       </w:pPr>
       <w:r>
-        <w:t xml:space="preserve">Post-hoc calibration narrows but does not close the gap.</w:t>
+        <w:t xml:space="preserve">Post-hoc calibration narrows but does not close the gap</w:t>
       </w:r>
     </w:p>
     <w:p>
@@ -10352,13 +10312,13 @@
       </w:r>
     </w:p>
     <w:bookmarkEnd w:id="71"/>
-    <w:bookmarkStart w:id="75" w:name="X450760bc8b1b016e4b7c65be952c59e88c5f6e4"/>
+    <w:bookmarkStart w:id="75" w:name="X6333208999f258577a90b9fe50c0b3af5d8fd95"/>
     <w:p>
       <w:pPr>
         <w:pStyle w:val="Heading4"/>
       </w:pPr>
       <w:r>
-        <w:t xml:space="preserve">Error distributions reflect the targeted quantile.</w:t>
+        <w:t xml:space="preserve">Error distributions reflect the targeted quantile</w:t>
       </w:r>
     </w:p>
     <w:p>
@@ -10506,7 +10466,7 @@
     </w:p>
     <w:bookmarkEnd w:id="75"/>
     <w:bookmarkEnd w:id="76"/>
-    <w:bookmarkStart w:id="114" w:name="sec:conclusion"/>
+    <w:bookmarkStart w:id="82" w:name="sec:conclusion"/>
     <w:p>
       <w:pPr>
         <w:pStyle w:val="Heading1"/>
@@ -10535,7 +10495,13 @@
         <w:t xml:space="preserve"> </w:t>
       </w:r>
       <w:r>
-        <w:t xml:space="preserve">operational costs. Our main findings are:</w:t>
+        <w:t xml:space="preserve">operational costs using a 3-year national-scale, high-resolution dataset of</w:t>
+      </w:r>
+      <w:r>
+        <w:t xml:space="preserve"> </w:t>
+      </w:r>
+      <w:r>
+        <w:t xml:space="preserve">electricity use prediction and actual consumption. Our main findings are:</w:t>
       </w:r>
     </w:p>
     <w:p>
@@ -10562,7 +10528,7 @@
         <w:t xml:space="preserve"> </w:t>
       </w:r>
       <w:r>
-        <w:t xml:space="preserve">electricity markets the costs of under-predicting demand substantially</w:t>
+        <w:t xml:space="preserve">electricity markets, the costs of under-predicting demand substantially</w:t>
       </w:r>
       <w:r>
         <w:t xml:space="preserve"> </w:t>
@@ -10780,7 +10746,7 @@
         <w:t xml:space="preserve"> </w:t>
       </w:r>
       <w:r>
-        <w:t xml:space="preserve">distribution. For a cost ratio of 5 this yields</w:t>
+        <w:t xml:space="preserve">distribution. For a cost ratio of 5, this yields</w:t>
       </w:r>
       <w:r>
         <w:t xml:space="preserve"> </w:t>
@@ -11050,19 +11016,19 @@
         <w:t xml:space="preserve"> </w:t>
       </w:r>
       <w:r>
-        <w:t xml:space="preserve">operational forecast not only on cost-sensitive metrics but even under</w:t>
-      </w:r>
-      <w:r>
-        <w:t xml:space="preserve"> </w:t>
-      </w:r>
-      <w:r>
-        <w:t xml:space="preserve">symmetric error metrics such as MSE — and we believe substantial</w:t>
-      </w:r>
-      <w:r>
-        <w:t xml:space="preserve"> </w:t>
-      </w:r>
-      <w:r>
-        <w:t xml:space="preserve">further gains are readily achievable. Together with a demonstrated</w:t>
+        <w:t xml:space="preserve">operational forecast not only on cost-sensitive metrics but also under</w:t>
+      </w:r>
+      <w:r>
+        <w:t xml:space="preserve"> </w:t>
+      </w:r>
+      <w:r>
+        <w:t xml:space="preserve">symmetric error metrics such as MSE; we believe substantial</w:t>
+      </w:r>
+      <w:r>
+        <w:t xml:space="preserve"> </w:t>
+      </w:r>
+      <w:r>
+        <w:t xml:space="preserve">further gains in this aspect are readily achievable. Together with a demonstrated</w:t>
       </w:r>
       <w:r>
         <w:t xml:space="preserve"> </w:t>
@@ -11230,6 +11196,14 @@
       </w:pPr>
       <w:r>
         <w:t xml:space="preserve">Limitations</w:t>
+      </w:r>
+    </w:p>
+    <w:p>
+      <w:pPr>
+        <w:pStyle w:val="FirstParagraph"/>
+      </w:pPr>
+      <w:r>
+        <w:t xml:space="preserve">Along with these positive findings, this work also has several limitations, as follows:</w:t>
       </w:r>
     </w:p>
     <w:p>
@@ -11592,13 +11566,13 @@
         <w:t xml:space="preserve"> </w:t>
       </w:r>
       <w:r>
-        <w:t xml:space="preserve">ratio. Explicitly modelling intra-day and cross-day demand dynamics</w:t>
-      </w:r>
-      <w:r>
-        <w:t xml:space="preserve"> </w:t>
-      </w:r>
-      <w:r>
-        <w:t xml:space="preserve">— for example with Transformer</w:t>
+        <w:t xml:space="preserve">ratio. Explicitly modelling intra-day and cross-day demand dynamics,</w:t>
+      </w:r>
+      <w:r>
+        <w:t xml:space="preserve"> </w:t>
+      </w:r>
+      <w:r>
+        <w:t xml:space="preserve">for example with Transformer</w:t>
       </w:r>
       <w:r>
         <w:t xml:space="preserve"> </w:t>
@@ -11619,7 +11593,7 @@
         <w:t xml:space="preserve"> </w:t>
       </w:r>
       <w:r>
-        <w:t xml:space="preserve">convolutional networks — together with a cost asymmetry that varies</w:t>
+        <w:t xml:space="preserve">convolutional networks, together with a cost asymmetry that varies</w:t>
       </w:r>
       <w:r>
         <w:t xml:space="preserve"> </w:t>
@@ -11724,7 +11698,7 @@
       </w:r>
     </w:p>
     <w:bookmarkEnd w:id="80"/>
-    <w:bookmarkStart w:id="113" w:name="concluding-remarks"/>
+    <w:bookmarkStart w:id="81" w:name="concluding-remarks"/>
     <w:p>
       <w:pPr>
         <w:pStyle w:val="Heading2"/>
@@ -11750,13 +11724,13 @@
         <w:t xml:space="preserve"> </w:t>
       </w:r>
       <w:r>
-        <w:t xml:space="preserve">complex — driven by variable renewable energy, demand response, and distributed</w:t>
-      </w:r>
-      <w:r>
-        <w:t xml:space="preserve"> </w:t>
-      </w:r>
-      <w:r>
-        <w:t xml:space="preserve">storage — the costs of forecast errors are likely to increase, making</w:t>
+        <w:t xml:space="preserve">complex, driven by variable renewable energy, demand response, and distributed</w:t>
+      </w:r>
+      <w:r>
+        <w:t xml:space="preserve"> </w:t>
+      </w:r>
+      <w:r>
+        <w:t xml:space="preserve">storage, the costs of forecast errors are likely to increase, making</w:t>
       </w:r>
       <w:r>
         <w:t xml:space="preserve"> </w:t>
@@ -11830,13 +11804,13 @@
         <w:t xml:space="preserve"> </w:t>
       </w:r>
       <w:r>
-        <w:t xml:space="preserve">model to one particular cost structure, so that a change in the cost ratio —</w:t>
-      </w:r>
-      <w:r>
-        <w:t xml:space="preserve"> </w:t>
-      </w:r>
-      <w:r>
-        <w:t xml:space="preserve">driven by fuel prices, reserve availability, or the time of day — in principle</w:t>
+        <w:t xml:space="preserve">model to one particular cost structure, so that a change in the cost ratio,</w:t>
+      </w:r>
+      <w:r>
+        <w:t xml:space="preserve"> </w:t>
+      </w:r>
+      <w:r>
+        <w:t xml:space="preserve">driven by fuel prices, reserve availability, or the time of day, in principle</w:t>
       </w:r>
       <w:r>
         <w:t xml:space="preserve"> </w:t>
@@ -11921,11 +11895,9 @@
       <w:r>
         <w:t xml:space="preserve">risk-aware decisions. Realising it is the main direction of our future work.</w:t>
       </w:r>
-    </w:p>
-    <w:p>
-      <w:pPr>
-        <w:pStyle w:val="BodyText"/>
-      </w:pPr>
+      <w:r>
+        <w:t xml:space="preserve"> </w:t>
+      </w:r>
       <w:r>
         <w:t xml:space="preserve">We hope these findings contribute to a broader shift</w:t>
       </w:r>
@@ -11948,8 +11920,27 @@
         <w:t xml:space="preserve">optimisation.</w:t>
       </w:r>
     </w:p>
-    <w:bookmarkStart w:id="112" w:name="refs"/>
-    <w:bookmarkStart w:id="82" w:name="ref-arrow1951optimal"/>
+    <w:bookmarkEnd w:id="81"/>
+    <w:bookmarkEnd w:id="82"/>
+    <w:bookmarkStart w:id="115" w:name="funding"/>
+    <w:p>
+      <w:pPr>
+        <w:pStyle w:val="Heading1"/>
+      </w:pPr>
+      <w:r>
+        <w:t xml:space="preserve">Funding</w:t>
+      </w:r>
+    </w:p>
+    <w:p>
+      <w:pPr>
+        <w:pStyle w:val="FirstParagraph"/>
+      </w:pPr>
+      <w:r>
+        <w:t xml:space="preserve">This work was funded by Israel’s Ministry of Energy and Infrastructure, grant number 223-11-056.</w:t>
+      </w:r>
+    </w:p>
+    <w:bookmarkStart w:id="114" w:name="refs"/>
+    <w:bookmarkStart w:id="84" w:name="ref-arrow1951optimal"/>
     <w:p>
       <w:pPr>
         <w:pStyle w:val="Bibliography"/>
@@ -11982,7 +11973,7 @@
       <w:r>
         <w:t xml:space="preserve"> </w:t>
       </w:r>
-      <w:hyperlink r:id="rId81">
+      <w:hyperlink r:id="rId83">
         <w:r>
           <w:rPr>
             <w:rStyle w:val="Hyperlink"/>
@@ -11994,8 +11985,8 @@
         <w:t xml:space="preserve">.</w:t>
       </w:r>
     </w:p>
-    <w:bookmarkEnd w:id="82"/>
-    <w:bookmarkStart w:id="84" w:name="ref-christoffersen1997optimal"/>
+    <w:bookmarkEnd w:id="84"/>
+    <w:bookmarkStart w:id="86" w:name="ref-christoffersen1997optimal"/>
     <w:p>
       <w:pPr>
         <w:pStyle w:val="Bibliography"/>
@@ -12028,7 +12019,7 @@
       <w:r>
         <w:t xml:space="preserve"> </w:t>
       </w:r>
-      <w:hyperlink r:id="rId83">
+      <w:hyperlink r:id="rId85">
         <w:r>
           <w:rPr>
             <w:rStyle w:val="Hyperlink"/>
@@ -12040,8 +12031,8 @@
         <w:t xml:space="preserve">.</w:t>
       </w:r>
     </w:p>
-    <w:bookmarkEnd w:id="84"/>
-    <w:bookmarkStart w:id="86" w:name="ref-hong2016probabilistic"/>
+    <w:bookmarkEnd w:id="86"/>
+    <w:bookmarkStart w:id="88" w:name="ref-hong2016probabilistic"/>
     <w:p>
       <w:pPr>
         <w:pStyle w:val="Bibliography"/>
@@ -12086,7 +12077,7 @@
       <w:r>
         <w:t xml:space="preserve"> </w:t>
       </w:r>
-      <w:hyperlink r:id="rId85">
+      <w:hyperlink r:id="rId87">
         <w:r>
           <w:rPr>
             <w:rStyle w:val="Hyperlink"/>
@@ -12098,8 +12089,8 @@
         <w:t xml:space="preserve">.</w:t>
       </w:r>
     </w:p>
-    <w:bookmarkEnd w:id="86"/>
-    <w:bookmarkStart w:id="88" w:name="ref-hong2016gefcom2014"/>
+    <w:bookmarkEnd w:id="88"/>
+    <w:bookmarkStart w:id="90" w:name="ref-hong2016gefcom2014"/>
     <w:p>
       <w:pPr>
         <w:pStyle w:val="Bibliography"/>
@@ -12168,7 +12159,7 @@
       <w:r>
         <w:t xml:space="preserve"> </w:t>
       </w:r>
-      <w:hyperlink r:id="rId87">
+      <w:hyperlink r:id="rId89">
         <w:r>
           <w:rPr>
             <w:rStyle w:val="Hyperlink"/>
@@ -12180,8 +12171,8 @@
         <w:t xml:space="preserve">.</w:t>
       </w:r>
     </w:p>
-    <w:bookmarkEnd w:id="88"/>
-    <w:bookmarkStart w:id="90" w:name="ref-ims"/>
+    <w:bookmarkEnd w:id="90"/>
+    <w:bookmarkStart w:id="92" w:name="ref-ims"/>
     <w:p>
       <w:pPr>
         <w:pStyle w:val="Bibliography"/>
@@ -12198,7 +12189,7 @@
       <w:r>
         <w:t xml:space="preserve"> </w:t>
       </w:r>
-      <w:hyperlink r:id="rId89">
+      <w:hyperlink r:id="rId91">
         <w:r>
           <w:rPr>
             <w:rStyle w:val="Hyperlink"/>
@@ -12210,8 +12201,8 @@
         <w:t xml:space="preserve">.</w:t>
       </w:r>
     </w:p>
-    <w:bookmarkEnd w:id="90"/>
-    <w:bookmarkStart w:id="91" w:name="ref-kingma2014adam"/>
+    <w:bookmarkEnd w:id="92"/>
+    <w:bookmarkStart w:id="93" w:name="ref-kingma2014adam"/>
     <w:p>
       <w:pPr>
         <w:pStyle w:val="Bibliography"/>
@@ -12251,8 +12242,8 @@
         <w:t xml:space="preserve">.</w:t>
       </w:r>
     </w:p>
-    <w:bookmarkEnd w:id="91"/>
-    <w:bookmarkStart w:id="93" w:name="ref-kirschen2018fundamentals"/>
+    <w:bookmarkEnd w:id="93"/>
+    <w:bookmarkStart w:id="95" w:name="ref-kirschen2018fundamentals"/>
     <w:p>
       <w:pPr>
         <w:pStyle w:val="Bibliography"/>
@@ -12276,7 +12267,7 @@
       <w:r>
         <w:t xml:space="preserve"> </w:t>
       </w:r>
-      <w:hyperlink r:id="rId92">
+      <w:hyperlink r:id="rId94">
         <w:r>
           <w:rPr>
             <w:rStyle w:val="Hyperlink"/>
@@ -12288,8 +12279,8 @@
         <w:t xml:space="preserve">.</w:t>
       </w:r>
     </w:p>
-    <w:bookmarkEnd w:id="93"/>
-    <w:bookmarkStart w:id="95" w:name="ref-koenker1978regression"/>
+    <w:bookmarkEnd w:id="95"/>
+    <w:bookmarkStart w:id="97" w:name="ref-koenker1978regression"/>
     <w:p>
       <w:pPr>
         <w:pStyle w:val="Bibliography"/>
@@ -12322,7 +12313,7 @@
       <w:r>
         <w:t xml:space="preserve"> </w:t>
       </w:r>
-      <w:hyperlink r:id="rId94">
+      <w:hyperlink r:id="rId96">
         <w:r>
           <w:rPr>
             <w:rStyle w:val="Hyperlink"/>
@@ -12334,8 +12325,8 @@
         <w:t xml:space="preserve">.</w:t>
       </w:r>
     </w:p>
-    <w:bookmarkEnd w:id="95"/>
-    <w:bookmarkStart w:id="97" w:name="ref-lin2020asymmetric"/>
+    <w:bookmarkEnd w:id="97"/>
+    <w:bookmarkStart w:id="99" w:name="ref-lin2020asymmetric"/>
     <w:p>
       <w:pPr>
         <w:pStyle w:val="Bibliography"/>
@@ -12368,7 +12359,7 @@
       <w:r>
         <w:t xml:space="preserve"> </w:t>
       </w:r>
-      <w:hyperlink r:id="rId96">
+      <w:hyperlink r:id="rId98">
         <w:r>
           <w:rPr>
             <w:rStyle w:val="Hyperlink"/>
@@ -12380,8 +12371,8 @@
         <w:t xml:space="preserve">.</w:t>
       </w:r>
     </w:p>
-    <w:bookmarkEnd w:id="97"/>
-    <w:bookmarkStart w:id="99" w:name="ref-morales2014integrating"/>
+    <w:bookmarkEnd w:id="99"/>
+    <w:bookmarkStart w:id="101" w:name="ref-morales2014integrating"/>
     <w:p>
       <w:pPr>
         <w:pStyle w:val="Bibliography"/>
@@ -12405,7 +12396,7 @@
       <w:r>
         <w:t xml:space="preserve"> </w:t>
       </w:r>
-      <w:hyperlink r:id="rId98">
+      <w:hyperlink r:id="rId100">
         <w:r>
           <w:rPr>
             <w:rStyle w:val="Hyperlink"/>
@@ -12417,8 +12408,8 @@
         <w:t xml:space="preserve">.</w:t>
       </w:r>
     </w:p>
-    <w:bookmarkEnd w:id="99"/>
-    <w:bookmarkStart w:id="101" w:name="ref-noga"/>
+    <w:bookmarkEnd w:id="101"/>
+    <w:bookmarkStart w:id="103" w:name="ref-noga"/>
     <w:p>
       <w:pPr>
         <w:pStyle w:val="Bibliography"/>
@@ -12435,7 +12426,7 @@
       <w:r>
         <w:t xml:space="preserve"> </w:t>
       </w:r>
-      <w:hyperlink r:id="rId100">
+      <w:hyperlink r:id="rId102">
         <w:r>
           <w:rPr>
             <w:rStyle w:val="Hyperlink"/>
@@ -12447,8 +12438,8 @@
         <w:t xml:space="preserve">.</w:t>
       </w:r>
     </w:p>
-    <w:bookmarkEnd w:id="101"/>
-    <w:bookmarkStart w:id="102" w:name="ref-stoft2002power"/>
+    <w:bookmarkEnd w:id="103"/>
+    <w:bookmarkStart w:id="104" w:name="ref-stoft2002power"/>
     <w:p>
       <w:pPr>
         <w:pStyle w:val="Bibliography"/>
@@ -12470,8 +12461,8 @@
         <w:t xml:space="preserve">. Hoboken, NJ: Wiley-IEEE Press.</w:t>
       </w:r>
     </w:p>
-    <w:bookmarkEnd w:id="102"/>
-    <w:bookmarkStart w:id="103" w:name="ref-vaswani2017attention"/>
+    <w:bookmarkEnd w:id="104"/>
+    <w:bookmarkStart w:id="105" w:name="ref-vaswani2017attention"/>
     <w:p>
       <w:pPr>
         <w:pStyle w:val="Bibliography"/>
@@ -12505,8 +12496,8 @@
         <w:t xml:space="preserve">. Vol. 30.</w:t>
       </w:r>
     </w:p>
-    <w:bookmarkEnd w:id="103"/>
-    <w:bookmarkStart w:id="105" w:name="ref-wang2019pinball"/>
+    <w:bookmarkEnd w:id="105"/>
+    <w:bookmarkStart w:id="107" w:name="ref-wang2019pinball"/>
     <w:p>
       <w:pPr>
         <w:pStyle w:val="Bibliography"/>
@@ -12548,7 +12539,7 @@
       <w:r>
         <w:t xml:space="preserve"> </w:t>
       </w:r>
-      <w:hyperlink r:id="rId104">
+      <w:hyperlink r:id="rId106">
         <w:r>
           <w:rPr>
             <w:rStyle w:val="Hyperlink"/>
@@ -12560,8 +12551,8 @@
         <w:t xml:space="preserve">.</w:t>
       </w:r>
     </w:p>
-    <w:bookmarkEnd w:id="105"/>
-    <w:bookmarkStart w:id="107" w:name="ref-weron2014electricity"/>
+    <w:bookmarkEnd w:id="107"/>
+    <w:bookmarkStart w:id="109" w:name="ref-weron2014electricity"/>
     <w:p>
       <w:pPr>
         <w:pStyle w:val="Bibliography"/>
@@ -12606,7 +12597,7 @@
       <w:r>
         <w:t xml:space="preserve"> </w:t>
       </w:r>
-      <w:hyperlink r:id="rId106">
+      <w:hyperlink r:id="rId108">
         <w:r>
           <w:rPr>
             <w:rStyle w:val="Hyperlink"/>
@@ -12618,8 +12609,8 @@
         <w:t xml:space="preserve">.</w:t>
       </w:r>
     </w:p>
-    <w:bookmarkEnd w:id="107"/>
-    <w:bookmarkStart w:id="109" w:name="ref-wu2021svr"/>
+    <w:bookmarkEnd w:id="109"/>
+    <w:bookmarkStart w:id="111" w:name="ref-wu2021svr"/>
     <w:p>
       <w:pPr>
         <w:pStyle w:val="Bibliography"/>
@@ -12652,7 +12643,7 @@
       <w:r>
         <w:t xml:space="preserve"> </w:t>
       </w:r>
-      <w:hyperlink r:id="rId108">
+      <w:hyperlink r:id="rId110">
         <w:r>
           <w:rPr>
             <w:rStyle w:val="Hyperlink"/>
@@ -12664,8 +12655,8 @@
         <w:t xml:space="preserve">.</w:t>
       </w:r>
     </w:p>
-    <w:bookmarkEnd w:id="109"/>
-    <w:bookmarkStart w:id="111" w:name="ref-zhang2022costoriented"/>
+    <w:bookmarkEnd w:id="111"/>
+    <w:bookmarkStart w:id="113" w:name="ref-zhang2022costoriented"/>
     <w:p>
       <w:pPr>
         <w:pStyle w:val="Bibliography"/>
@@ -12698,7 +12689,7 @@
       <w:r>
         <w:t xml:space="preserve"> </w:t>
       </w:r>
-      <w:hyperlink r:id="rId110">
+      <w:hyperlink r:id="rId112">
         <w:r>
           <w:rPr>
             <w:rStyle w:val="Hyperlink"/>
@@ -12710,10 +12701,9 @@
         <w:t xml:space="preserve">.</w:t>
       </w:r>
     </w:p>
-    <w:bookmarkEnd w:id="111"/>
-    <w:bookmarkEnd w:id="112"/>
     <w:bookmarkEnd w:id="113"/>
     <w:bookmarkEnd w:id="114"/>
+    <w:bookmarkEnd w:id="115"/>
     <w:sectPr/>
   </w:body>
 </w:document>
@@ -13493,18 +13483,6 @@
     <w:uiPriority w:val="9"/>
     <w:unhideWhenUsed/>
     <w:qFormat/>
-  </w:style>
-  <w:style w:styleId="FootnoteBlockText" w:type="paragraph">
-    <w:name w:val="Footnote Block Text"/>
-    <w:basedOn w:val="Footnote Text"/>
-    <w:next w:val="Footnote Text"/>
-    <w:uiPriority w:val="9"/>
-    <w:unhideWhenUsed/>
-    <w:qFormat/>
-    <w:pPr>
-      <w:spacing w:after="100" w:before="100"/>
-      <w:ind w:firstLine="0" w:left="480" w:right="480"/>
-    </w:pPr>
   </w:style>
   <w:style w:default="1" w:styleId="DefaultParagraphFont" w:type="character">
     <w:name w:val="Default Paragraph Font"/>

--- a/tex/main.docx
+++ b/tex/main.docx
@@ -6068,13 +6068,13 @@
         <w:pStyle w:val="FirstParagraph"/>
       </w:pPr>
       <w:r>
-        <w:t xml:space="preserve">Israel is a small country (about 20</w:t>
+        <w:t xml:space="preserve">Israel is a small country (about 22</w:t>
       </w:r>
       <w:r>
         <w:t xml:space="preserve">,</w:t>
       </w:r>
       <w:r>
-        <w:t xml:space="preserve">770 km</w:t>
+        <w:t xml:space="preserve">000 km</w:t>
       </w:r>
       <w:r>
         <w:rPr>
@@ -6089,7 +6089,16 @@
         <w:t xml:space="preserve"> </w:t>
       </w:r>
       <w:r>
-        <w:t xml:space="preserve">people) whose population is highly concentrated: most of it lives on the</w:t>
+        <w:t xml:space="preserve">people;</w:t>
+      </w:r>
+      <w:r>
+        <w:t xml:space="preserve"> </w:t>
+      </w:r>
+      <w:r>
+        <w:t xml:space="preserve">(Israel Central Bureau of Statistics 2025)</w:t>
+      </w:r>
+      <w:r>
+        <w:t xml:space="preserve">) whose population is highly concentrated: most of it lives on the</w:t>
       </w:r>
       <w:r>
         <w:t xml:space="preserve"> </w:t>
@@ -6301,7 +6310,22 @@
         <w:t xml:space="preserve"> </w:t>
       </w:r>
       <w:r>
-        <w:t xml:space="preserve">Jerusalem.</w:t>
+        <w:t xml:space="preserve">Jerusalem. Map:</w:t>
+      </w:r>
+      <w:r>
+        <w:t xml:space="preserve"> </w:t>
+      </w:r>
+      <w:r>
+        <w:t xml:space="preserve">Ynhockey (2021)</w:t>
+      </w:r>
+      <w:r>
+        <w:t xml:space="preserve">, CC BY-SA 4.0,</w:t>
+      </w:r>
+      <w:r>
+        <w:t xml:space="preserve"> </w:t>
+      </w:r>
+      <w:r>
+        <w:t xml:space="preserve">based on data from the Israel Central Bureau of Statistics.</w:t>
       </w:r>
     </w:p>
     <w:bookmarkEnd w:id="41"/>
@@ -12607,7 +12631,16 @@
         <w:t xml:space="preserve"> </w:t>
       </w:r>
       <w:r>
-        <w:t xml:space="preserve">against a corrected one; scaling per resident instead (about 340 million)</w:t>
+        <w:t xml:space="preserve">against a corrected one; scaling per resident instead (about 342 million;</w:t>
+      </w:r>
+      <w:r>
+        <w:t xml:space="preserve"> </w:t>
+      </w:r>
+      <w:r>
+        <w:t xml:space="preserve">(U.S. Census Bureau 2026)</w:t>
+      </w:r>
+      <w:r>
+        <w:t xml:space="preserve">)</w:t>
       </w:r>
       <w:r>
         <w:t xml:space="preserve"> </w:t>
@@ -12850,7 +12883,7 @@
     </w:p>
     <w:bookmarkEnd w:id="74"/>
     <w:bookmarkEnd w:id="75"/>
-    <w:bookmarkStart w:id="127" w:name="funding"/>
+    <w:bookmarkStart w:id="133" w:name="funding"/>
     <w:p>
       <w:pPr>
         <w:pStyle w:val="Heading1"/>
@@ -12867,7 +12900,7 @@
         <w:t xml:space="preserve">This work was funded by Israel’s Ministry of Energy and Infrastructure, grant number 223-11-056.</w:t>
       </w:r>
     </w:p>
-    <w:bookmarkStart w:id="126" w:name="refs"/>
+    <w:bookmarkStart w:id="132" w:name="refs"/>
     <w:bookmarkStart w:id="77" w:name="ref-arrow1951optimal"/>
     <w:p>
       <w:pPr>
@@ -13304,12 +13337,60 @@
       </w:r>
     </w:p>
     <w:bookmarkEnd w:id="91"/>
-    <w:bookmarkStart w:id="93" w:name="ref-ims"/>
+    <w:bookmarkStart w:id="93" w:name="ref-cbs_population2025"/>
     <w:p>
       <w:pPr>
         <w:pStyle w:val="Bibliography"/>
       </w:pPr>
       <w:r>
+        <w:t xml:space="preserve">Israel Central Bureau of Statistics. 2025.</w:t>
+      </w:r>
+      <w:r>
+        <w:t xml:space="preserve"> </w:t>
+      </w:r>
+      <w:r>
+        <w:t xml:space="preserve">“Population of</w:t>
+      </w:r>
+      <w:r>
+        <w:t xml:space="preserve"> </w:t>
+      </w:r>
+      <w:r>
+        <w:t xml:space="preserve">Israel</w:t>
+      </w:r>
+      <w:r>
+        <w:t xml:space="preserve"> </w:t>
+      </w:r>
+      <w:r>
+        <w:t xml:space="preserve">at the End of 2025.”</w:t>
+      </w:r>
+      <w:r>
+        <w:t xml:space="preserve"> </w:t>
+      </w:r>
+      <w:r>
+        <w:t xml:space="preserve">2025.</w:t>
+      </w:r>
+      <w:r>
+        <w:t xml:space="preserve"> </w:t>
+      </w:r>
+      <w:hyperlink r:id="rId92">
+        <w:r>
+          <w:rPr>
+            <w:rStyle w:val="Hyperlink"/>
+          </w:rPr>
+          <w:t xml:space="preserve">https://www.cbs.gov.il/en</w:t>
+        </w:r>
+      </w:hyperlink>
+      <w:r>
+        <w:t xml:space="preserve">.</w:t>
+      </w:r>
+    </w:p>
+    <w:bookmarkEnd w:id="93"/>
+    <w:bookmarkStart w:id="95" w:name="ref-ims"/>
+    <w:p>
+      <w:pPr>
+        <w:pStyle w:val="Bibliography"/>
+      </w:pPr>
+      <w:r>
         <w:t xml:space="preserve">“Israel Meteorological Service – Open Data Portal.”</w:t>
       </w:r>
       <w:r>
@@ -13321,7 +13402,7 @@
       <w:r>
         <w:t xml:space="preserve"> </w:t>
       </w:r>
-      <w:hyperlink r:id="rId92">
+      <w:hyperlink r:id="rId94">
         <w:r>
           <w:rPr>
             <w:rStyle w:val="Hyperlink"/>
@@ -13333,8 +13414,8 @@
         <w:t xml:space="preserve">.</w:t>
       </w:r>
     </w:p>
-    <w:bookmarkEnd w:id="93"/>
-    <w:bookmarkStart w:id="94" w:name="ref-kingma2014adam"/>
+    <w:bookmarkEnd w:id="95"/>
+    <w:bookmarkStart w:id="96" w:name="ref-kingma2014adam"/>
     <w:p>
       <w:pPr>
         <w:pStyle w:val="Bibliography"/>
@@ -13374,8 +13455,8 @@
         <w:t xml:space="preserve">.</w:t>
       </w:r>
     </w:p>
-    <w:bookmarkEnd w:id="94"/>
-    <w:bookmarkStart w:id="96" w:name="ref-kirschen2018fundamentals"/>
+    <w:bookmarkEnd w:id="96"/>
+    <w:bookmarkStart w:id="98" w:name="ref-kirschen2018fundamentals"/>
     <w:p>
       <w:pPr>
         <w:pStyle w:val="Bibliography"/>
@@ -13399,7 +13480,7 @@
       <w:r>
         <w:t xml:space="preserve"> </w:t>
       </w:r>
-      <w:hyperlink r:id="rId95">
+      <w:hyperlink r:id="rId97">
         <w:r>
           <w:rPr>
             <w:rStyle w:val="Hyperlink"/>
@@ -13411,8 +13492,8 @@
         <w:t xml:space="preserve">.</w:t>
       </w:r>
     </w:p>
-    <w:bookmarkEnd w:id="96"/>
-    <w:bookmarkStart w:id="98" w:name="ref-koenker1978regression"/>
+    <w:bookmarkEnd w:id="98"/>
+    <w:bookmarkStart w:id="100" w:name="ref-koenker1978regression"/>
     <w:p>
       <w:pPr>
         <w:pStyle w:val="Bibliography"/>
@@ -13445,7 +13526,7 @@
       <w:r>
         <w:t xml:space="preserve"> </w:t>
       </w:r>
-      <w:hyperlink r:id="rId97">
+      <w:hyperlink r:id="rId99">
         <w:r>
           <w:rPr>
             <w:rStyle w:val="Hyperlink"/>
@@ -13457,8 +13538,8 @@
         <w:t xml:space="preserve">.</w:t>
       </w:r>
     </w:p>
-    <w:bookmarkEnd w:id="98"/>
-    <w:bookmarkStart w:id="99" w:name="ref-li2024joint"/>
+    <w:bookmarkEnd w:id="100"/>
+    <w:bookmarkStart w:id="101" w:name="ref-li2024joint"/>
     <w:p>
       <w:pPr>
         <w:pStyle w:val="Bibliography"/>
@@ -13489,8 +13570,8 @@
         <w:t xml:space="preserve">360.</w:t>
       </w:r>
     </w:p>
-    <w:bookmarkEnd w:id="99"/>
-    <w:bookmarkStart w:id="101" w:name="ref-lin2020asymmetric"/>
+    <w:bookmarkEnd w:id="101"/>
+    <w:bookmarkStart w:id="103" w:name="ref-lin2020asymmetric"/>
     <w:p>
       <w:pPr>
         <w:pStyle w:val="Bibliography"/>
@@ -13523,7 +13604,7 @@
       <w:r>
         <w:t xml:space="preserve"> </w:t>
       </w:r>
-      <w:hyperlink r:id="rId100">
+      <w:hyperlink r:id="rId102">
         <w:r>
           <w:rPr>
             <w:rStyle w:val="Hyperlink"/>
@@ -13535,8 +13616,8 @@
         <w:t xml:space="preserve">.</w:t>
       </w:r>
     </w:p>
-    <w:bookmarkEnd w:id="101"/>
-    <w:bookmarkStart w:id="103" w:name="ref-morales2014integrating"/>
+    <w:bookmarkEnd w:id="103"/>
+    <w:bookmarkStart w:id="105" w:name="ref-morales2014integrating"/>
     <w:p>
       <w:pPr>
         <w:pStyle w:val="Bibliography"/>
@@ -13560,7 +13641,7 @@
       <w:r>
         <w:t xml:space="preserve"> </w:t>
       </w:r>
-      <w:hyperlink r:id="rId102">
+      <w:hyperlink r:id="rId104">
         <w:r>
           <w:rPr>
             <w:rStyle w:val="Hyperlink"/>
@@ -13572,8 +13653,8 @@
         <w:t xml:space="preserve">.</w:t>
       </w:r>
     </w:p>
-    <w:bookmarkEnd w:id="103"/>
-    <w:bookmarkStart w:id="105" w:name="ref-noga"/>
+    <w:bookmarkEnd w:id="105"/>
+    <w:bookmarkStart w:id="107" w:name="ref-noga"/>
     <w:p>
       <w:pPr>
         <w:pStyle w:val="Bibliography"/>
@@ -13590,7 +13671,7 @@
       <w:r>
         <w:t xml:space="preserve"> </w:t>
       </w:r>
-      <w:hyperlink r:id="rId104">
+      <w:hyperlink r:id="rId106">
         <w:r>
           <w:rPr>
             <w:rStyle w:val="Hyperlink"/>
@@ -13602,8 +13683,8 @@
         <w:t xml:space="preserve">.</w:t>
       </w:r>
     </w:p>
-    <w:bookmarkEnd w:id="105"/>
-    <w:bookmarkStart w:id="107" w:name="ref-noga_smp"/>
+    <w:bookmarkEnd w:id="107"/>
+    <w:bookmarkStart w:id="109" w:name="ref-noga_smp"/>
     <w:p>
       <w:pPr>
         <w:pStyle w:val="Bibliography"/>
@@ -13620,7 +13701,7 @@
       <w:r>
         <w:t xml:space="preserve"> </w:t>
       </w:r>
-      <w:hyperlink r:id="rId106">
+      <w:hyperlink r:id="rId108">
         <w:r>
           <w:rPr>
             <w:rStyle w:val="Hyperlink"/>
@@ -13632,8 +13713,8 @@
         <w:t xml:space="preserve">.</w:t>
       </w:r>
     </w:p>
-    <w:bookmarkEnd w:id="107"/>
-    <w:bookmarkStart w:id="108" w:name="ref-shayeghi2015simultaneous"/>
+    <w:bookmarkEnd w:id="109"/>
+    <w:bookmarkStart w:id="110" w:name="ref-shayeghi2015simultaneous"/>
     <w:p>
       <w:pPr>
         <w:pStyle w:val="Bibliography"/>
@@ -13664,8 +13745,8 @@
         <w:t xml:space="preserve">95: 371–84.</w:t>
       </w:r>
     </w:p>
-    <w:bookmarkEnd w:id="108"/>
-    <w:bookmarkStart w:id="109" w:name="ref-stoft2002power"/>
+    <w:bookmarkEnd w:id="110"/>
+    <w:bookmarkStart w:id="111" w:name="ref-stoft2002power"/>
     <w:p>
       <w:pPr>
         <w:pStyle w:val="Bibliography"/>
@@ -13687,8 +13768,8 @@
         <w:t xml:space="preserve">. Hoboken, NJ: Wiley-IEEE Press.</w:t>
       </w:r>
     </w:p>
-    <w:bookmarkEnd w:id="109"/>
-    <w:bookmarkStart w:id="111" w:name="ref-stratigakos2022prescriptive"/>
+    <w:bookmarkEnd w:id="111"/>
+    <w:bookmarkStart w:id="113" w:name="ref-stratigakos2022prescriptive"/>
     <w:p>
       <w:pPr>
         <w:pStyle w:val="Bibliography"/>
@@ -13718,7 +13799,7 @@
       <w:r>
         <w:t xml:space="preserve"> </w:t>
       </w:r>
-      <w:hyperlink r:id="rId110">
+      <w:hyperlink r:id="rId112">
         <w:r>
           <w:rPr>
             <w:rStyle w:val="Hyperlink"/>
@@ -13730,13 +13811,49 @@
         <w:t xml:space="preserve">.</w:t>
       </w:r>
     </w:p>
-    <w:bookmarkEnd w:id="111"/>
-    <w:bookmarkStart w:id="113" w:name="ref-eia_steo"/>
+    <w:bookmarkEnd w:id="113"/>
+    <w:bookmarkStart w:id="115" w:name="ref-census_vintage2025"/>
     <w:p>
       <w:pPr>
         <w:pStyle w:val="Bibliography"/>
       </w:pPr>
       <w:r>
+        <w:t xml:space="preserve">U.S. Census Bureau. 2026.</w:t>
+      </w:r>
+      <w:r>
+        <w:t xml:space="preserve"> </w:t>
+      </w:r>
+      <w:r>
+        <w:t xml:space="preserve">“National Population Estimates, Vintage 2025.”</w:t>
+      </w:r>
+      <w:r>
+        <w:t xml:space="preserve"> </w:t>
+      </w:r>
+      <w:r>
+        <w:t xml:space="preserve">2026.</w:t>
+      </w:r>
+      <w:r>
+        <w:t xml:space="preserve"> </w:t>
+      </w:r>
+      <w:hyperlink r:id="rId114">
+        <w:r>
+          <w:rPr>
+            <w:rStyle w:val="Hyperlink"/>
+          </w:rPr>
+          <w:t xml:space="preserve">https://www.census.gov/programs-surveys/popest.html</w:t>
+        </w:r>
+      </w:hyperlink>
+      <w:r>
+        <w:t xml:space="preserve">.</w:t>
+      </w:r>
+    </w:p>
+    <w:bookmarkEnd w:id="115"/>
+    <w:bookmarkStart w:id="117" w:name="ref-eia_steo"/>
+    <w:p>
+      <w:pPr>
+        <w:pStyle w:val="Bibliography"/>
+      </w:pPr>
+      <w:r>
         <w:t xml:space="preserve">U.S. Energy Information Administration. 2025a.</w:t>
       </w:r>
       <w:r>
@@ -13754,7 +13871,7 @@
       <w:r>
         <w:t xml:space="preserve"> </w:t>
       </w:r>
-      <w:hyperlink r:id="rId112">
+      <w:hyperlink r:id="rId116">
         <w:r>
           <w:rPr>
             <w:rStyle w:val="Hyperlink"/>
@@ -13766,8 +13883,8 @@
         <w:t xml:space="preserve">.</w:t>
       </w:r>
     </w:p>
-    <w:bookmarkEnd w:id="113"/>
-    <w:bookmarkStart w:id="115" w:name="ref-eia_wholesale2025"/>
+    <w:bookmarkEnd w:id="117"/>
+    <w:bookmarkStart w:id="119" w:name="ref-eia_wholesale2025"/>
     <w:p>
       <w:pPr>
         <w:pStyle w:val="Bibliography"/>
@@ -13790,7 +13907,7 @@
       <w:r>
         <w:t xml:space="preserve"> </w:t>
       </w:r>
-      <w:hyperlink r:id="rId114">
+      <w:hyperlink r:id="rId118">
         <w:r>
           <w:rPr>
             <w:rStyle w:val="Hyperlink"/>
@@ -13802,8 +13919,8 @@
         <w:t xml:space="preserve">.</w:t>
       </w:r>
     </w:p>
-    <w:bookmarkEnd w:id="115"/>
-    <w:bookmarkStart w:id="117" w:name="ref-wang2019pinball"/>
+    <w:bookmarkEnd w:id="119"/>
+    <w:bookmarkStart w:id="121" w:name="ref-wang2019pinball"/>
     <w:p>
       <w:pPr>
         <w:pStyle w:val="Bibliography"/>
@@ -13845,7 +13962,7 @@
       <w:r>
         <w:t xml:space="preserve"> </w:t>
       </w:r>
-      <w:hyperlink r:id="rId116">
+      <w:hyperlink r:id="rId120">
         <w:r>
           <w:rPr>
             <w:rStyle w:val="Hyperlink"/>
@@ -13857,8 +13974,8 @@
         <w:t xml:space="preserve">.</w:t>
       </w:r>
     </w:p>
-    <w:bookmarkEnd w:id="117"/>
-    <w:bookmarkStart w:id="119" w:name="ref-weron2014electricity"/>
+    <w:bookmarkEnd w:id="121"/>
+    <w:bookmarkStart w:id="123" w:name="ref-weron2014electricity"/>
     <w:p>
       <w:pPr>
         <w:pStyle w:val="Bibliography"/>
@@ -13903,7 +14020,7 @@
       <w:r>
         <w:t xml:space="preserve"> </w:t>
       </w:r>
-      <w:hyperlink r:id="rId118">
+      <w:hyperlink r:id="rId122">
         <w:r>
           <w:rPr>
             <w:rStyle w:val="Hyperlink"/>
@@ -13915,8 +14032,8 @@
         <w:t xml:space="preserve">.</w:t>
       </w:r>
     </w:p>
-    <w:bookmarkEnd w:id="119"/>
-    <w:bookmarkStart w:id="121" w:name="ref-wu2021svr"/>
+    <w:bookmarkEnd w:id="123"/>
+    <w:bookmarkStart w:id="125" w:name="ref-wu2021svr"/>
     <w:p>
       <w:pPr>
         <w:pStyle w:val="Bibliography"/>
@@ -13949,7 +14066,7 @@
       <w:r>
         <w:t xml:space="preserve"> </w:t>
       </w:r>
-      <w:hyperlink r:id="rId120">
+      <w:hyperlink r:id="rId124">
         <w:r>
           <w:rPr>
             <w:rStyle w:val="Hyperlink"/>
@@ -13961,8 +14078,44 @@
         <w:t xml:space="preserve">.</w:t>
       </w:r>
     </w:p>
-    <w:bookmarkEnd w:id="121"/>
-    <w:bookmarkStart w:id="123" w:name="ref-zhang2022costoriented"/>
+    <w:bookmarkEnd w:id="125"/>
+    <w:bookmarkStart w:id="127" w:name="ref-wikimedia_density"/>
+    <w:p>
+      <w:pPr>
+        <w:pStyle w:val="Bibliography"/>
+      </w:pPr>
+      <w:r>
+        <w:t xml:space="preserve">Ynhockey. 2021.</w:t>
+      </w:r>
+      <w:r>
+        <w:t xml:space="preserve"> </w:t>
+      </w:r>
+      <w:r>
+        <w:t xml:space="preserve">“Israel Population Density 2018.”</w:t>
+      </w:r>
+      <w:r>
+        <w:t xml:space="preserve"> </w:t>
+      </w:r>
+      <w:r>
+        <w:t xml:space="preserve">2021.</w:t>
+      </w:r>
+      <w:r>
+        <w:t xml:space="preserve"> </w:t>
+      </w:r>
+      <w:hyperlink r:id="rId126">
+        <w:r>
+          <w:rPr>
+            <w:rStyle w:val="Hyperlink"/>
+          </w:rPr>
+          <w:t xml:space="preserve">https://commons.wikimedia.org/wiki/File:Israel_population_density_2018.png</w:t>
+        </w:r>
+      </w:hyperlink>
+      <w:r>
+        <w:t xml:space="preserve">.</w:t>
+      </w:r>
+    </w:p>
+    <w:bookmarkEnd w:id="127"/>
+    <w:bookmarkStart w:id="129" w:name="ref-zhang2022costoriented"/>
     <w:p>
       <w:pPr>
         <w:pStyle w:val="Bibliography"/>
@@ -13995,7 +14148,7 @@
       <w:r>
         <w:t xml:space="preserve"> </w:t>
       </w:r>
-      <w:hyperlink r:id="rId122">
+      <w:hyperlink r:id="rId128">
         <w:r>
           <w:rPr>
             <w:rStyle w:val="Hyperlink"/>
@@ -14007,8 +14160,8 @@
         <w:t xml:space="preserve">.</w:t>
       </w:r>
     </w:p>
-    <w:bookmarkEnd w:id="123"/>
-    <w:bookmarkStart w:id="125" w:name="ref-zhang2024valueoriented"/>
+    <w:bookmarkEnd w:id="129"/>
+    <w:bookmarkStart w:id="131" w:name="ref-zhang2024valueoriented"/>
     <w:p>
       <w:pPr>
         <w:pStyle w:val="Bibliography"/>
@@ -14025,7 +14178,7 @@
       <w:r>
         <w:t xml:space="preserve"> </w:t>
       </w:r>
-      <w:hyperlink r:id="rId124">
+      <w:hyperlink r:id="rId130">
         <w:r>
           <w:rPr>
             <w:rStyle w:val="Hyperlink"/>
@@ -14037,9 +14190,9 @@
         <w:t xml:space="preserve">.</w:t>
       </w:r>
     </w:p>
-    <w:bookmarkEnd w:id="125"/>
-    <w:bookmarkEnd w:id="126"/>
-    <w:bookmarkEnd w:id="127"/>
+    <w:bookmarkEnd w:id="131"/>
+    <w:bookmarkEnd w:id="132"/>
+    <w:bookmarkEnd w:id="133"/>
     <w:sectPr>
       <w:footnotePr>
         <w:numRestart w:val="eachSect"/>

--- a/tex/main.docx
+++ b/tex/main.docx
@@ -6883,7 +6883,7 @@
       <w:r>
         <w:drawing>
           <wp:inline>
-            <wp:extent cx="4533900" cy="2331720"/>
+            <wp:extent cx="4533900" cy="2331719"/>
             <wp:effectExtent b="0" l="0" r="0" t="0"/>
             <wp:docPr descr="" title="" id="45" name="Picture"/>
             <a:graphic>
@@ -6904,7 +6904,7 @@
                   <pic:spPr bwMode="auto">
                     <a:xfrm>
                       <a:off x="0" y="0"/>
-                      <a:ext cx="4533900" cy="2331720"/>
+                      <a:ext cx="4533900" cy="2331719"/>
                     </a:xfrm>
                     <a:prstGeom prst="rect">
                       <a:avLst/>
@@ -6990,7 +6990,7 @@
       <w:r>
         <w:drawing>
           <wp:inline>
-            <wp:extent cx="4800600" cy="1920240"/>
+            <wp:extent cx="4800600" cy="1920239"/>
             <wp:effectExtent b="0" l="0" r="0" t="0"/>
             <wp:docPr descr="" title="" id="49" name="Picture"/>
             <a:graphic>
@@ -7011,7 +7011,7 @@
                   <pic:spPr bwMode="auto">
                     <a:xfrm>
                       <a:off x="0" y="0"/>
-                      <a:ext cx="4800600" cy="1920240"/>
+                      <a:ext cx="4800600" cy="1920239"/>
                     </a:xfrm>
                     <a:prstGeom prst="rect">
                       <a:avLst/>
@@ -12883,7 +12883,7 @@
     </w:p>
     <w:bookmarkEnd w:id="74"/>
     <w:bookmarkEnd w:id="75"/>
-    <w:bookmarkStart w:id="133" w:name="funding"/>
+    <w:bookmarkStart w:id="76" w:name="funding"/>
     <w:p>
       <w:pPr>
         <w:pStyle w:val="Heading1"/>
@@ -12897,11 +12897,89 @@
         <w:pStyle w:val="FirstParagraph"/>
       </w:pPr>
       <w:r>
-        <w:t xml:space="preserve">This work was funded by Israel’s Ministry of Energy and Infrastructure, grant number 223-11-056.</w:t>
-      </w:r>
-    </w:p>
-    <w:bookmarkStart w:id="132" w:name="refs"/>
-    <w:bookmarkStart w:id="77" w:name="ref-arrow1951optimal"/>
+        <w:t xml:space="preserve">This work was supported by the Israel Ministry of Energy and Infrastructure</w:t>
+      </w:r>
+      <w:r>
+        <w:t xml:space="preserve"> </w:t>
+      </w:r>
+      <w:r>
+        <w:t xml:space="preserve">[grant number 223-11-056]. The funding source had no involvement in the</w:t>
+      </w:r>
+      <w:r>
+        <w:t xml:space="preserve"> </w:t>
+      </w:r>
+      <w:r>
+        <w:t xml:space="preserve">study design, in the collection, analysis and interpretation of data, in the</w:t>
+      </w:r>
+      <w:r>
+        <w:t xml:space="preserve"> </w:t>
+      </w:r>
+      <w:r>
+        <w:t xml:space="preserve">writing of the report, or in the decision to submit the article for</w:t>
+      </w:r>
+      <w:r>
+        <w:t xml:space="preserve"> </w:t>
+      </w:r>
+      <w:r>
+        <w:t xml:space="preserve">publication.</w:t>
+      </w:r>
+    </w:p>
+    <w:bookmarkEnd w:id="76"/>
+    <w:bookmarkStart w:id="134" w:name="X1f74eb43af444059c7518034463b6c89b1cacf4"/>
+    <w:p>
+      <w:pPr>
+        <w:pStyle w:val="Heading1"/>
+      </w:pPr>
+      <w:r>
+        <w:t xml:space="preserve">Declaration of generative AI and AI-assisted technologies in the</w:t>
+      </w:r>
+      <w:r>
+        <w:t xml:space="preserve"> </w:t>
+      </w:r>
+      <w:r>
+        <w:t xml:space="preserve">manuscript preparation process</w:t>
+      </w:r>
+    </w:p>
+    <w:p>
+      <w:pPr>
+        <w:pStyle w:val="FirstParagraph"/>
+      </w:pPr>
+      <w:r>
+        <w:t xml:space="preserve">During the preparation of this work the authors used Claude (Anthropic) in</w:t>
+      </w:r>
+      <w:r>
+        <w:t xml:space="preserve"> </w:t>
+      </w:r>
+      <w:r>
+        <w:t xml:space="preserve">order to improve the language and readability of the manuscript. The</w:t>
+      </w:r>
+      <w:r>
+        <w:t xml:space="preserve"> </w:t>
+      </w:r>
+      <w:r>
+        <w:t xml:space="preserve">research itself—the problem formulation, the model, the experiments and</w:t>
+      </w:r>
+      <w:r>
+        <w:t xml:space="preserve"> </w:t>
+      </w:r>
+      <w:r>
+        <w:t xml:space="preserve">the analysis—was conceived and carried out by the authors. After using</w:t>
+      </w:r>
+      <w:r>
+        <w:t xml:space="preserve"> </w:t>
+      </w:r>
+      <w:r>
+        <w:t xml:space="preserve">this tool, the authors reviewed and edited the content as needed and take</w:t>
+      </w:r>
+      <w:r>
+        <w:t xml:space="preserve"> </w:t>
+      </w:r>
+      <w:r>
+        <w:t xml:space="preserve">full responsibility for the content of the published article.</w:t>
+      </w:r>
+    </w:p>
+    <w:bookmarkStart w:id="133" w:name="refs"/>
+    <w:bookmarkStart w:id="78" w:name="ref-arrow1951optimal"/>
     <w:p>
       <w:pPr>
         <w:pStyle w:val="Bibliography"/>
@@ -12934,7 +13012,7 @@
       <w:r>
         <w:t xml:space="preserve"> </w:t>
       </w:r>
-      <w:hyperlink r:id="rId76">
+      <w:hyperlink r:id="rId77">
         <w:r>
           <w:rPr>
             <w:rStyle w:val="Hyperlink"/>
@@ -12946,8 +13024,8 @@
         <w:t xml:space="preserve">.</w:t>
       </w:r>
     </w:p>
-    <w:bookmarkEnd w:id="77"/>
-    <w:bookmarkStart w:id="78" w:name="ref-ban2019bignewsvendor"/>
+    <w:bookmarkEnd w:id="78"/>
+    <w:bookmarkStart w:id="79" w:name="ref-ban2019bignewsvendor"/>
     <w:p>
       <w:pPr>
         <w:pStyle w:val="Bibliography"/>
@@ -12978,8 +13056,8 @@
         <w:t xml:space="preserve">67 (1): 90–108.</w:t>
       </w:r>
     </w:p>
-    <w:bookmarkEnd w:id="78"/>
-    <w:bookmarkStart w:id="80" w:name="ref-christoffersen1997optimal"/>
+    <w:bookmarkEnd w:id="79"/>
+    <w:bookmarkStart w:id="81" w:name="ref-christoffersen1997optimal"/>
     <w:p>
       <w:pPr>
         <w:pStyle w:val="Bibliography"/>
@@ -13012,7 +13090,7 @@
       <w:r>
         <w:t xml:space="preserve"> </w:t>
       </w:r>
-      <w:hyperlink r:id="rId79">
+      <w:hyperlink r:id="rId80">
         <w:r>
           <w:rPr>
             <w:rStyle w:val="Hyperlink"/>
@@ -13024,8 +13102,8 @@
         <w:t xml:space="preserve">.</w:t>
       </w:r>
     </w:p>
-    <w:bookmarkEnd w:id="80"/>
-    <w:bookmarkStart w:id="82" w:name="ref-diebold1995comparing"/>
+    <w:bookmarkEnd w:id="81"/>
+    <w:bookmarkStart w:id="83" w:name="ref-diebold1995comparing"/>
     <w:p>
       <w:pPr>
         <w:pStyle w:val="Bibliography"/>
@@ -13058,7 +13136,7 @@
       <w:r>
         <w:t xml:space="preserve"> </w:t>
       </w:r>
-      <w:hyperlink r:id="rId81">
+      <w:hyperlink r:id="rId82">
         <w:r>
           <w:rPr>
             <w:rStyle w:val="Hyperlink"/>
@@ -13070,8 +13148,8 @@
         <w:t xml:space="preserve">.</w:t>
       </w:r>
     </w:p>
-    <w:bookmarkEnd w:id="82"/>
-    <w:bookmarkStart w:id="83" w:name="ref-donti2017taskbased"/>
+    <w:bookmarkEnd w:id="83"/>
+    <w:bookmarkStart w:id="84" w:name="ref-donti2017taskbased"/>
     <w:p>
       <w:pPr>
         <w:pStyle w:val="Bibliography"/>
@@ -13105,8 +13183,8 @@
         <w:t xml:space="preserve">, 30:5484–94.</w:t>
       </w:r>
     </w:p>
-    <w:bookmarkEnd w:id="83"/>
-    <w:bookmarkStart w:id="85" w:name="ref-elmachtoub2022spo"/>
+    <w:bookmarkEnd w:id="84"/>
+    <w:bookmarkStart w:id="86" w:name="ref-elmachtoub2022spo"/>
     <w:p>
       <w:pPr>
         <w:pStyle w:val="Bibliography"/>
@@ -13148,7 +13226,7 @@
       <w:r>
         <w:t xml:space="preserve"> </w:t>
       </w:r>
-      <w:hyperlink r:id="rId84">
+      <w:hyperlink r:id="rId85">
         <w:r>
           <w:rPr>
             <w:rStyle w:val="Hyperlink"/>
@@ -13160,8 +13238,8 @@
         <w:t xml:space="preserve">.</w:t>
       </w:r>
     </w:p>
-    <w:bookmarkEnd w:id="85"/>
-    <w:bookmarkStart w:id="87" w:name="ref-han2020lfednet"/>
+    <w:bookmarkEnd w:id="86"/>
+    <w:bookmarkStart w:id="88" w:name="ref-han2020lfednet"/>
     <w:p>
       <w:pPr>
         <w:pStyle w:val="Bibliography"/>
@@ -13184,7 +13262,7 @@
       <w:r>
         <w:t xml:space="preserve"> </w:t>
       </w:r>
-      <w:hyperlink r:id="rId86">
+      <w:hyperlink r:id="rId87">
         <w:r>
           <w:rPr>
             <w:rStyle w:val="Hyperlink"/>
@@ -13196,8 +13274,8 @@
         <w:t xml:space="preserve">.</w:t>
       </w:r>
     </w:p>
-    <w:bookmarkEnd w:id="87"/>
-    <w:bookmarkStart w:id="89" w:name="ref-hong2016probabilistic"/>
+    <w:bookmarkEnd w:id="88"/>
+    <w:bookmarkStart w:id="90" w:name="ref-hong2016probabilistic"/>
     <w:p>
       <w:pPr>
         <w:pStyle w:val="Bibliography"/>
@@ -13242,7 +13320,7 @@
       <w:r>
         <w:t xml:space="preserve"> </w:t>
       </w:r>
-      <w:hyperlink r:id="rId88">
+      <w:hyperlink r:id="rId89">
         <w:r>
           <w:rPr>
             <w:rStyle w:val="Hyperlink"/>
@@ -13254,8 +13332,8 @@
         <w:t xml:space="preserve">.</w:t>
       </w:r>
     </w:p>
-    <w:bookmarkEnd w:id="89"/>
-    <w:bookmarkStart w:id="91" w:name="ref-hong2016gefcom2014"/>
+    <w:bookmarkEnd w:id="90"/>
+    <w:bookmarkStart w:id="92" w:name="ref-hong2016gefcom2014"/>
     <w:p>
       <w:pPr>
         <w:pStyle w:val="Bibliography"/>
@@ -13324,7 +13402,7 @@
       <w:r>
         <w:t xml:space="preserve"> </w:t>
       </w:r>
-      <w:hyperlink r:id="rId90">
+      <w:hyperlink r:id="rId91">
         <w:r>
           <w:rPr>
             <w:rStyle w:val="Hyperlink"/>
@@ -13336,8 +13414,8 @@
         <w:t xml:space="preserve">.</w:t>
       </w:r>
     </w:p>
-    <w:bookmarkEnd w:id="91"/>
-    <w:bookmarkStart w:id="93" w:name="ref-cbs_population2025"/>
+    <w:bookmarkEnd w:id="92"/>
+    <w:bookmarkStart w:id="94" w:name="ref-cbs_population2025"/>
     <w:p>
       <w:pPr>
         <w:pStyle w:val="Bibliography"/>
@@ -13372,7 +13450,7 @@
       <w:r>
         <w:t xml:space="preserve"> </w:t>
       </w:r>
-      <w:hyperlink r:id="rId92">
+      <w:hyperlink r:id="rId93">
         <w:r>
           <w:rPr>
             <w:rStyle w:val="Hyperlink"/>
@@ -13384,8 +13462,8 @@
         <w:t xml:space="preserve">.</w:t>
       </w:r>
     </w:p>
-    <w:bookmarkEnd w:id="93"/>
-    <w:bookmarkStart w:id="95" w:name="ref-ims"/>
+    <w:bookmarkEnd w:id="94"/>
+    <w:bookmarkStart w:id="96" w:name="ref-ims"/>
     <w:p>
       <w:pPr>
         <w:pStyle w:val="Bibliography"/>
@@ -13402,7 +13480,7 @@
       <w:r>
         <w:t xml:space="preserve"> </w:t>
       </w:r>
-      <w:hyperlink r:id="rId94">
+      <w:hyperlink r:id="rId95">
         <w:r>
           <w:rPr>
             <w:rStyle w:val="Hyperlink"/>
@@ -13414,8 +13492,8 @@
         <w:t xml:space="preserve">.</w:t>
       </w:r>
     </w:p>
-    <w:bookmarkEnd w:id="95"/>
-    <w:bookmarkStart w:id="96" w:name="ref-kingma2014adam"/>
+    <w:bookmarkEnd w:id="96"/>
+    <w:bookmarkStart w:id="97" w:name="ref-kingma2014adam"/>
     <w:p>
       <w:pPr>
         <w:pStyle w:val="Bibliography"/>
@@ -13455,8 +13533,8 @@
         <w:t xml:space="preserve">.</w:t>
       </w:r>
     </w:p>
-    <w:bookmarkEnd w:id="96"/>
-    <w:bookmarkStart w:id="98" w:name="ref-kirschen2018fundamentals"/>
+    <w:bookmarkEnd w:id="97"/>
+    <w:bookmarkStart w:id="99" w:name="ref-kirschen2018fundamentals"/>
     <w:p>
       <w:pPr>
         <w:pStyle w:val="Bibliography"/>
@@ -13480,7 +13558,7 @@
       <w:r>
         <w:t xml:space="preserve"> </w:t>
       </w:r>
-      <w:hyperlink r:id="rId97">
+      <w:hyperlink r:id="rId98">
         <w:r>
           <w:rPr>
             <w:rStyle w:val="Hyperlink"/>
@@ -13492,8 +13570,8 @@
         <w:t xml:space="preserve">.</w:t>
       </w:r>
     </w:p>
-    <w:bookmarkEnd w:id="98"/>
-    <w:bookmarkStart w:id="100" w:name="ref-koenker1978regression"/>
+    <w:bookmarkEnd w:id="99"/>
+    <w:bookmarkStart w:id="101" w:name="ref-koenker1978regression"/>
     <w:p>
       <w:pPr>
         <w:pStyle w:val="Bibliography"/>
@@ -13526,7 +13604,7 @@
       <w:r>
         <w:t xml:space="preserve"> </w:t>
       </w:r>
-      <w:hyperlink r:id="rId99">
+      <w:hyperlink r:id="rId100">
         <w:r>
           <w:rPr>
             <w:rStyle w:val="Hyperlink"/>
@@ -13538,8 +13616,8 @@
         <w:t xml:space="preserve">.</w:t>
       </w:r>
     </w:p>
-    <w:bookmarkEnd w:id="100"/>
-    <w:bookmarkStart w:id="101" w:name="ref-li2024joint"/>
+    <w:bookmarkEnd w:id="101"/>
+    <w:bookmarkStart w:id="102" w:name="ref-li2024joint"/>
     <w:p>
       <w:pPr>
         <w:pStyle w:val="Bibliography"/>
@@ -13570,8 +13648,8 @@
         <w:t xml:space="preserve">360.</w:t>
       </w:r>
     </w:p>
-    <w:bookmarkEnd w:id="101"/>
-    <w:bookmarkStart w:id="103" w:name="ref-lin2020asymmetric"/>
+    <w:bookmarkEnd w:id="102"/>
+    <w:bookmarkStart w:id="104" w:name="ref-lin2020asymmetric"/>
     <w:p>
       <w:pPr>
         <w:pStyle w:val="Bibliography"/>
@@ -13604,7 +13682,7 @@
       <w:r>
         <w:t xml:space="preserve"> </w:t>
       </w:r>
-      <w:hyperlink r:id="rId102">
+      <w:hyperlink r:id="rId103">
         <w:r>
           <w:rPr>
             <w:rStyle w:val="Hyperlink"/>
@@ -13616,8 +13694,8 @@
         <w:t xml:space="preserve">.</w:t>
       </w:r>
     </w:p>
-    <w:bookmarkEnd w:id="103"/>
-    <w:bookmarkStart w:id="105" w:name="ref-morales2014integrating"/>
+    <w:bookmarkEnd w:id="104"/>
+    <w:bookmarkStart w:id="106" w:name="ref-morales2014integrating"/>
     <w:p>
       <w:pPr>
         <w:pStyle w:val="Bibliography"/>
@@ -13641,7 +13719,7 @@
       <w:r>
         <w:t xml:space="preserve"> </w:t>
       </w:r>
-      <w:hyperlink r:id="rId104">
+      <w:hyperlink r:id="rId105">
         <w:r>
           <w:rPr>
             <w:rStyle w:val="Hyperlink"/>
@@ -13653,8 +13731,8 @@
         <w:t xml:space="preserve">.</w:t>
       </w:r>
     </w:p>
-    <w:bookmarkEnd w:id="105"/>
-    <w:bookmarkStart w:id="107" w:name="ref-noga"/>
+    <w:bookmarkEnd w:id="106"/>
+    <w:bookmarkStart w:id="108" w:name="ref-noga"/>
     <w:p>
       <w:pPr>
         <w:pStyle w:val="Bibliography"/>
@@ -13671,7 +13749,7 @@
       <w:r>
         <w:t xml:space="preserve"> </w:t>
       </w:r>
-      <w:hyperlink r:id="rId106">
+      <w:hyperlink r:id="rId107">
         <w:r>
           <w:rPr>
             <w:rStyle w:val="Hyperlink"/>
@@ -13683,8 +13761,8 @@
         <w:t xml:space="preserve">.</w:t>
       </w:r>
     </w:p>
-    <w:bookmarkEnd w:id="107"/>
-    <w:bookmarkStart w:id="109" w:name="ref-noga_smp"/>
+    <w:bookmarkEnd w:id="108"/>
+    <w:bookmarkStart w:id="110" w:name="ref-noga_smp"/>
     <w:p>
       <w:pPr>
         <w:pStyle w:val="Bibliography"/>
@@ -13701,7 +13779,7 @@
       <w:r>
         <w:t xml:space="preserve"> </w:t>
       </w:r>
-      <w:hyperlink r:id="rId108">
+      <w:hyperlink r:id="rId109">
         <w:r>
           <w:rPr>
             <w:rStyle w:val="Hyperlink"/>
@@ -13713,8 +13791,8 @@
         <w:t xml:space="preserve">.</w:t>
       </w:r>
     </w:p>
-    <w:bookmarkEnd w:id="109"/>
-    <w:bookmarkStart w:id="110" w:name="ref-shayeghi2015simultaneous"/>
+    <w:bookmarkEnd w:id="110"/>
+    <w:bookmarkStart w:id="111" w:name="ref-shayeghi2015simultaneous"/>
     <w:p>
       <w:pPr>
         <w:pStyle w:val="Bibliography"/>
@@ -13745,8 +13823,8 @@
         <w:t xml:space="preserve">95: 371–84.</w:t>
       </w:r>
     </w:p>
-    <w:bookmarkEnd w:id="110"/>
-    <w:bookmarkStart w:id="111" w:name="ref-stoft2002power"/>
+    <w:bookmarkEnd w:id="111"/>
+    <w:bookmarkStart w:id="112" w:name="ref-stoft2002power"/>
     <w:p>
       <w:pPr>
         <w:pStyle w:val="Bibliography"/>
@@ -13768,8 +13846,8 @@
         <w:t xml:space="preserve">. Hoboken, NJ: Wiley-IEEE Press.</w:t>
       </w:r>
     </w:p>
-    <w:bookmarkEnd w:id="111"/>
-    <w:bookmarkStart w:id="113" w:name="ref-stratigakos2022prescriptive"/>
+    <w:bookmarkEnd w:id="112"/>
+    <w:bookmarkStart w:id="114" w:name="ref-stratigakos2022prescriptive"/>
     <w:p>
       <w:pPr>
         <w:pStyle w:val="Bibliography"/>
@@ -13799,7 +13877,7 @@
       <w:r>
         <w:t xml:space="preserve"> </w:t>
       </w:r>
-      <w:hyperlink r:id="rId112">
+      <w:hyperlink r:id="rId113">
         <w:r>
           <w:rPr>
             <w:rStyle w:val="Hyperlink"/>
@@ -13811,8 +13889,8 @@
         <w:t xml:space="preserve">.</w:t>
       </w:r>
     </w:p>
-    <w:bookmarkEnd w:id="113"/>
-    <w:bookmarkStart w:id="115" w:name="ref-census_vintage2025"/>
+    <w:bookmarkEnd w:id="114"/>
+    <w:bookmarkStart w:id="116" w:name="ref-census_vintage2025"/>
     <w:p>
       <w:pPr>
         <w:pStyle w:val="Bibliography"/>
@@ -13835,7 +13913,7 @@
       <w:r>
         <w:t xml:space="preserve"> </w:t>
       </w:r>
-      <w:hyperlink r:id="rId114">
+      <w:hyperlink r:id="rId115">
         <w:r>
           <w:rPr>
             <w:rStyle w:val="Hyperlink"/>
@@ -13847,8 +13925,8 @@
         <w:t xml:space="preserve">.</w:t>
       </w:r>
     </w:p>
-    <w:bookmarkEnd w:id="115"/>
-    <w:bookmarkStart w:id="117" w:name="ref-eia_steo"/>
+    <w:bookmarkEnd w:id="116"/>
+    <w:bookmarkStart w:id="118" w:name="ref-eia_steo"/>
     <w:p>
       <w:pPr>
         <w:pStyle w:val="Bibliography"/>
@@ -13871,7 +13949,7 @@
       <w:r>
         <w:t xml:space="preserve"> </w:t>
       </w:r>
-      <w:hyperlink r:id="rId116">
+      <w:hyperlink r:id="rId117">
         <w:r>
           <w:rPr>
             <w:rStyle w:val="Hyperlink"/>
@@ -13883,8 +13961,8 @@
         <w:t xml:space="preserve">.</w:t>
       </w:r>
     </w:p>
-    <w:bookmarkEnd w:id="117"/>
-    <w:bookmarkStart w:id="119" w:name="ref-eia_wholesale2025"/>
+    <w:bookmarkEnd w:id="118"/>
+    <w:bookmarkStart w:id="120" w:name="ref-eia_wholesale2025"/>
     <w:p>
       <w:pPr>
         <w:pStyle w:val="Bibliography"/>
@@ -13907,7 +13985,7 @@
       <w:r>
         <w:t xml:space="preserve"> </w:t>
       </w:r>
-      <w:hyperlink r:id="rId118">
+      <w:hyperlink r:id="rId119">
         <w:r>
           <w:rPr>
             <w:rStyle w:val="Hyperlink"/>
@@ -13919,8 +13997,8 @@
         <w:t xml:space="preserve">.</w:t>
       </w:r>
     </w:p>
-    <w:bookmarkEnd w:id="119"/>
-    <w:bookmarkStart w:id="121" w:name="ref-wang2019pinball"/>
+    <w:bookmarkEnd w:id="120"/>
+    <w:bookmarkStart w:id="122" w:name="ref-wang2019pinball"/>
     <w:p>
       <w:pPr>
         <w:pStyle w:val="Bibliography"/>
@@ -13962,7 +14040,7 @@
       <w:r>
         <w:t xml:space="preserve"> </w:t>
       </w:r>
-      <w:hyperlink r:id="rId120">
+      <w:hyperlink r:id="rId121">
         <w:r>
           <w:rPr>
             <w:rStyle w:val="Hyperlink"/>
@@ -13974,8 +14052,8 @@
         <w:t xml:space="preserve">.</w:t>
       </w:r>
     </w:p>
-    <w:bookmarkEnd w:id="121"/>
-    <w:bookmarkStart w:id="123" w:name="ref-weron2014electricity"/>
+    <w:bookmarkEnd w:id="122"/>
+    <w:bookmarkStart w:id="124" w:name="ref-weron2014electricity"/>
     <w:p>
       <w:pPr>
         <w:pStyle w:val="Bibliography"/>
@@ -14020,7 +14098,7 @@
       <w:r>
         <w:t xml:space="preserve"> </w:t>
       </w:r>
-      <w:hyperlink r:id="rId122">
+      <w:hyperlink r:id="rId123">
         <w:r>
           <w:rPr>
             <w:rStyle w:val="Hyperlink"/>
@@ -14032,8 +14110,8 @@
         <w:t xml:space="preserve">.</w:t>
       </w:r>
     </w:p>
-    <w:bookmarkEnd w:id="123"/>
-    <w:bookmarkStart w:id="125" w:name="ref-wu2021svr"/>
+    <w:bookmarkEnd w:id="124"/>
+    <w:bookmarkStart w:id="126" w:name="ref-wu2021svr"/>
     <w:p>
       <w:pPr>
         <w:pStyle w:val="Bibliography"/>
@@ -14066,7 +14144,7 @@
       <w:r>
         <w:t xml:space="preserve"> </w:t>
       </w:r>
-      <w:hyperlink r:id="rId124">
+      <w:hyperlink r:id="rId125">
         <w:r>
           <w:rPr>
             <w:rStyle w:val="Hyperlink"/>
@@ -14078,8 +14156,8 @@
         <w:t xml:space="preserve">.</w:t>
       </w:r>
     </w:p>
-    <w:bookmarkEnd w:id="125"/>
-    <w:bookmarkStart w:id="127" w:name="ref-wikimedia_density"/>
+    <w:bookmarkEnd w:id="126"/>
+    <w:bookmarkStart w:id="128" w:name="ref-wikimedia_density"/>
     <w:p>
       <w:pPr>
         <w:pStyle w:val="Bibliography"/>
@@ -14102,7 +14180,7 @@
       <w:r>
         <w:t xml:space="preserve"> </w:t>
       </w:r>
-      <w:hyperlink r:id="rId126">
+      <w:hyperlink r:id="rId127">
         <w:r>
           <w:rPr>
             <w:rStyle w:val="Hyperlink"/>
@@ -14114,8 +14192,8 @@
         <w:t xml:space="preserve">.</w:t>
       </w:r>
     </w:p>
-    <w:bookmarkEnd w:id="127"/>
-    <w:bookmarkStart w:id="129" w:name="ref-zhang2022costoriented"/>
+    <w:bookmarkEnd w:id="128"/>
+    <w:bookmarkStart w:id="130" w:name="ref-zhang2022costoriented"/>
     <w:p>
       <w:pPr>
         <w:pStyle w:val="Bibliography"/>
@@ -14148,7 +14226,7 @@
       <w:r>
         <w:t xml:space="preserve"> </w:t>
       </w:r>
-      <w:hyperlink r:id="rId128">
+      <w:hyperlink r:id="rId129">
         <w:r>
           <w:rPr>
             <w:rStyle w:val="Hyperlink"/>
@@ -14160,8 +14238,8 @@
         <w:t xml:space="preserve">.</w:t>
       </w:r>
     </w:p>
-    <w:bookmarkEnd w:id="129"/>
-    <w:bookmarkStart w:id="131" w:name="ref-zhang2024valueoriented"/>
+    <w:bookmarkEnd w:id="130"/>
+    <w:bookmarkStart w:id="132" w:name="ref-zhang2024valueoriented"/>
     <w:p>
       <w:pPr>
         <w:pStyle w:val="Bibliography"/>
@@ -14178,7 +14256,7 @@
       <w:r>
         <w:t xml:space="preserve"> </w:t>
       </w:r>
-      <w:hyperlink r:id="rId130">
+      <w:hyperlink r:id="rId131">
         <w:r>
           <w:rPr>
             <w:rStyle w:val="Hyperlink"/>
@@ -14190,9 +14268,9 @@
         <w:t xml:space="preserve">.</w:t>
       </w:r>
     </w:p>
-    <w:bookmarkEnd w:id="131"/>
     <w:bookmarkEnd w:id="132"/>
     <w:bookmarkEnd w:id="133"/>
+    <w:bookmarkEnd w:id="134"/>
     <w:sectPr>
       <w:footnotePr>
         <w:numRestart w:val="eachSect"/>
